--- a/docs/downloads/john-nelson-darby/تم/doc_0358.docx
+++ b/docs/downloads/john-nelson-darby/تم/doc_0358.docx
@@ -1,622 +1,1305 @@
 
 <file path=word/document.xml><?xml version="1.0" encoding="utf-8"?>
-<w:document xmlns:wpc="http://schemas.microsoft.com/office/word/2010/wordprocessingCanvas" xmlns:cx="http://schemas.microsoft.com/office/drawing/2014/chartex" xmlns:cx1="http://schemas.microsoft.com/office/drawing/2015/9/8/chartex" xmlns:cx2="http://schemas.microsoft.com/office/drawing/2015/10/21/chartex" xmlns:cx3="http://schemas.microsoft.com/office/drawing/2016/5/9/chartex" xmlns:cx4="http://schemas.microsoft.com/office/drawing/2016/5/10/chartex" xmlns:cx5="http://schemas.microsoft.com/office/drawing/2016/5/11/chartex" xmlns:cx6="http://schemas.microsoft.com/office/drawing/2016/5/12/chartex" xmlns:cx7="http://schemas.microsoft.com/office/drawing/2016/5/13/chartex" xmlns:cx8="http://schemas.microsoft.com/office/drawing/2016/5/14/chartex" xmlns:mc="http://schemas.openxmlformats.org/markup-compatibility/2006" xmlns:aink="http://schemas.microsoft.com/office/drawing/2016/ink" xmlns:am3d="http://schemas.microsoft.com/office/drawing/2017/model3d" xmlns:o="urn:schemas-microsoft-com:office:office" xmlns:oel="http://schemas.microsoft.com/office/2019/extlst" xmlns:r="http://schemas.openxmlformats.org/officeDocument/2006/relationships" xmlns:m="http://schemas.openxmlformats.org/officeDocument/2006/math" xmlns:v="urn:schemas-microsoft-com:vml" xmlns:wp14="http://schemas.microsoft.com/office/word/2010/wordprocessingDrawing" xmlns:wp="http://schemas.openxmlformats.org/drawingml/2006/wordprocessingDrawing" xmlns:w10="urn:schemas-microsoft-com:office:word" xmlns:w="http://schemas.openxmlformats.org/wordprocessingml/2006/main" xmlns:w14="http://schemas.microsoft.com/office/word/2010/wordml" xmlns:w15="http://schemas.microsoft.com/office/word/2012/wordml" xmlns:w16cex="http://schemas.microsoft.com/office/word/2018/wordml/cex" xmlns:w16cid="http://schemas.microsoft.com/office/word/2016/wordml/cid" xmlns:w16="http://schemas.microsoft.com/office/word/2018/wordml" xmlns:w16sdtdh="http://schemas.microsoft.com/office/word/2020/wordml/sdtdatahash" xmlns:w16se="http://schemas.microsoft.com/office/word/2015/wordml/symex" xmlns:wpg="http://schemas.microsoft.com/office/word/2010/wordprocessingGroup" xmlns:wpi="http://schemas.microsoft.com/office/word/2010/wordprocessingInk" xmlns:wne="http://schemas.microsoft.com/office/word/2006/wordml" xmlns:wps="http://schemas.microsoft.com/office/word/2010/wordprocessingShape" mc:Ignorable="w14 w15 w16se w16cid w16 w16cex w16sdtdh wp14">
+<w:document xmlns:wpc="http://schemas.microsoft.com/office/word/2010/wordprocessingCanvas" xmlns:cx="http://schemas.microsoft.com/office/drawing/2014/chartex" xmlns:cx1="http://schemas.microsoft.com/office/drawing/2015/9/8/chartex" xmlns:cx2="http://schemas.microsoft.com/office/drawing/2015/10/21/chartex" xmlns:cx3="http://schemas.microsoft.com/office/drawing/2016/5/9/chartex" xmlns:cx4="http://schemas.microsoft.com/office/drawing/2016/5/10/chartex" xmlns:cx5="http://schemas.microsoft.com/office/drawing/2016/5/11/chartex" xmlns:cx6="http://schemas.microsoft.com/office/drawing/2016/5/12/chartex" xmlns:cx7="http://schemas.microsoft.com/office/drawing/2016/5/13/chartex" xmlns:cx8="http://schemas.microsoft.com/office/drawing/2016/5/14/chartex" xmlns:mc="http://schemas.openxmlformats.org/markup-compatibility/2006" xmlns:aink="http://schemas.microsoft.com/office/drawing/2016/ink" xmlns:am3d="http://schemas.microsoft.com/office/drawing/2017/model3d" xmlns:o="urn:schemas-microsoft-com:office:office" xmlns:oel="http://schemas.microsoft.com/office/2019/extlst" xmlns:r="http://schemas.openxmlformats.org/officeDocument/2006/relationships" xmlns:m="http://schemas.openxmlformats.org/officeDocument/2006/math" xmlns:v="urn:schemas-microsoft-com:vml" xmlns:wp14="http://schemas.microsoft.com/office/word/2010/wordprocessingDrawing" xmlns:wp="http://schemas.openxmlformats.org/drawingml/2006/wordprocessingDrawing" xmlns:w10="urn:schemas-microsoft-com:office:word" xmlns:w="http://schemas.openxmlformats.org/wordprocessingml/2006/main" xmlns:w14="http://schemas.microsoft.com/office/word/2010/wordml" xmlns:w15="http://schemas.microsoft.com/office/word/2012/wordml" xmlns:w16cex="http://schemas.microsoft.com/office/word/2018/wordml/cex" xmlns:w16cid="http://schemas.microsoft.com/office/word/2016/wordml/cid" xmlns:w16="http://schemas.microsoft.com/office/word/2018/wordml" xmlns:w16du="http://schemas.microsoft.com/office/word/2023/wordml/word16du" xmlns:w16sdtdh="http://schemas.microsoft.com/office/word/2020/wordml/sdtdatahash" xmlns:w16se="http://schemas.microsoft.com/office/word/2015/wordml/symex" xmlns:wpg="http://schemas.microsoft.com/office/word/2010/wordprocessingGroup" xmlns:wpi="http://schemas.microsoft.com/office/word/2010/wordprocessingInk" xmlns:wne="http://schemas.microsoft.com/office/word/2006/wordml" xmlns:wps="http://schemas.microsoft.com/office/word/2010/wordprocessingShape" mc:Ignorable="w14 w15 w16se w16cid w16 w16cex w16sdtdh w16du wp14">
   <w:body>
     <w:p>
       <w:pPr>
-        <w:bidi/>
-        <w:jc w:val="both"/>
-        <w:rPr>
-          <w:rFonts w:ascii="Sakkal Majalla" w:hAnsi="Sakkal Majalla" w:cs="Sakkal Majalla"/>
-          <w:sz w:val="28"/>
-          <w:szCs w:val="28"/>
-          <w:rtl/>
+        <w:rPr>
+          <w:rtl/>
+          <w:lang w:bidi="ar-AE"/>
         </w:rPr>
       </w:pPr>
-      <w:hyperlink r:id="rId8" w:history="1">
+      <w:hyperlink r:id="rId4" w:history="1">
         <w:r>
           <w:rPr>
             <w:rStyle w:val="Hyperlink"/>
-            <w:rFonts w:ascii="Sakkal Majalla" w:hAnsi="Sakkal Majalla" w:cs="Sakkal Majalla" w:hint="cs"/>
-            <w:sz w:val="28"/>
-            <w:szCs w:val="28"/>
+            <w:rFonts w:hint="cs"/>
             <w:rtl/>
+            <w:lang w:bidi="ar-AE"/>
           </w:rPr>
-          <w:t>قلب وضمير</w:t>
+          <w:t>فرحنا في السماء</w:t>
         </w:r>
       </w:hyperlink>
     </w:p>
     <w:p>
       <w:pPr>
-        <w:jc w:val="both"/>
-        <w:rPr>
-          <w:rFonts w:ascii="Sakkal Majalla" w:hAnsi="Sakkal Majalla" w:cs="Sakkal Majalla"/>
-          <w:sz w:val="28"/>
-          <w:szCs w:val="28"/>
-          <w:rtl/>
-          <w:lang w:bidi="ar-SA"/>
+        <w:rPr>
+          <w:rtl/>
+          <w:lang w:bidi="ar-AE"/>
         </w:rPr>
       </w:pPr>
       <w:r>
         <w:rPr>
-          <w:rFonts w:ascii="Sakkal Majalla" w:hAnsi="Sakkal Majalla" w:cs="Sakkal Majalla"/>
-          <w:sz w:val="28"/>
-          <w:szCs w:val="28"/>
-          <w:rtl/>
-        </w:rPr>
-        <w:t>يوحنا داربي</w:t>
+          <w:lang w:bidi="ar-AE"/>
+        </w:rPr>
+        <w:t>John Nelson Darby</w:t>
       </w:r>
     </w:p>
     <w:p>
       <w:pPr>
-        <w:bidi/>
-        <w:jc w:val="both"/>
-        <w:rPr>
-          <w:rFonts w:ascii="Sakkal Majalla" w:hAnsi="Sakkal Majalla" w:cs="Sakkal Majalla"/>
-          <w:sz w:val="28"/>
-          <w:szCs w:val="28"/>
-          <w:rtl/>
-          <w:lang w:bidi="ar-SA"/>
+        <w:rPr>
+          <w:rtl/>
+          <w:lang w:bidi="ar-AE"/>
         </w:rPr>
       </w:pPr>
       <w:r>
         <w:rPr>
-          <w:rFonts w:ascii="Sakkal Majalla" w:hAnsi="Sakkal Majalla" w:cs="Sakkal Majalla" w:hint="cs"/>
-          <w:sz w:val="28"/>
-          <w:szCs w:val="28"/>
-          <w:rtl/>
-          <w:lang w:bidi="ar-SA"/>
-        </w:rPr>
-        <w:t>العصا والكرباج قد يكونا بالعدل؛ ولكن بهما لا يمكن ربح قلب الإنسان. فليس العدل، وإنما النعمة بالعَدل ما يسود بين قديسي الله لحياة أبدية (رومية 5: 21). آهٍ! كم من خطايا كثيرة كان من الممكن غسلها (يوحنا 13) وقد أُمسِكت لتبقى محفوظة! كم من إخوة كثيرين كان من الممكن أن نربحها ثانية لله، وقد تغربوا عنا تمامًا هذا لأننا طر</w:t>
-      </w:r>
-      <w:r>
-        <w:rPr>
-          <w:rFonts w:ascii="Sakkal Majalla" w:hAnsi="Sakkal Majalla" w:cs="Sakkal Majalla" w:hint="cs"/>
-          <w:sz w:val="28"/>
-          <w:szCs w:val="28"/>
-          <w:rtl/>
-          <w:lang w:bidi="ar-SA"/>
-        </w:rPr>
-        <w:t>َ</w:t>
-      </w:r>
-      <w:r>
-        <w:rPr>
-          <w:rFonts w:ascii="Sakkal Majalla" w:hAnsi="Sakkal Majalla" w:cs="Sakkal Majalla" w:hint="cs"/>
-          <w:sz w:val="28"/>
-          <w:szCs w:val="28"/>
-          <w:rtl/>
-          <w:lang w:bidi="ar-SA"/>
-        </w:rPr>
-        <w:t>قنا</w:t>
-      </w:r>
-      <w:r>
-        <w:rPr>
-          <w:rFonts w:ascii="Sakkal Majalla" w:hAnsi="Sakkal Majalla" w:cs="Sakkal Majalla" w:hint="cs"/>
-          <w:sz w:val="28"/>
-          <w:szCs w:val="28"/>
-          <w:rtl/>
-          <w:lang w:bidi="ar-SA"/>
-        </w:rPr>
-        <w:t xml:space="preserve"> بالمطرقة</w:t>
-      </w:r>
-      <w:r>
-        <w:rPr>
-          <w:rFonts w:ascii="Sakkal Majalla" w:hAnsi="Sakkal Majalla" w:cs="Sakkal Majalla" w:hint="cs"/>
-          <w:sz w:val="28"/>
-          <w:szCs w:val="28"/>
-          <w:rtl/>
-          <w:lang w:bidi="ar-SA"/>
-        </w:rPr>
-        <w:t xml:space="preserve"> على ضمائرهم</w:t>
-      </w:r>
-      <w:r>
-        <w:rPr>
-          <w:rFonts w:ascii="Sakkal Majalla" w:hAnsi="Sakkal Majalla" w:cs="Sakkal Majalla" w:hint="cs"/>
-          <w:sz w:val="28"/>
-          <w:szCs w:val="28"/>
-          <w:rtl/>
-          <w:lang w:bidi="ar-SA"/>
-        </w:rPr>
-        <w:t xml:space="preserve"> غالبًا</w:t>
-      </w:r>
-      <w:r>
-        <w:rPr>
-          <w:rFonts w:ascii="Sakkal Majalla" w:hAnsi="Sakkal Majalla" w:cs="Sakkal Majalla" w:hint="cs"/>
-          <w:sz w:val="28"/>
-          <w:szCs w:val="28"/>
-          <w:rtl/>
-          <w:lang w:bidi="ar-SA"/>
-        </w:rPr>
-        <w:t xml:space="preserve"> ولم نحاول بأن نصل إلى قلبهم في ذلك! إننا لم نقدر أن نغلب </w:t>
-      </w:r>
-      <w:r>
-        <w:rPr>
-          <w:rFonts w:ascii="Sakkal Majalla" w:hAnsi="Sakkal Majalla" w:cs="Sakkal Majalla" w:hint="cs"/>
-          <w:sz w:val="28"/>
-          <w:szCs w:val="28"/>
-          <w:rtl/>
-          <w:lang w:bidi="ar-SA"/>
-        </w:rPr>
-        <w:t>الشر، لأننا لم نغلب بالخير. إننا كنا على استعداد بسهولة أن نجلس على كرسي الإدانة لإصدار الحكم؛ أما العمل المتواضع فيما فعله "المعلّم والسيّد" في غسل الأرجل قلّما فعلناه.</w:t>
+          <w:rFonts w:hint="cs"/>
+          <w:rtl/>
+          <w:lang w:bidi="ar-AE"/>
+        </w:rPr>
+        <w:t xml:space="preserve">لنتأمل في هذا المقطع الكتابي بخصوص النور الذي يهبنا إياه عن الفرح الذي هو نصيبنا في السماء. إن الشهادة في 2. بطرس 1: 16 تصرّح لنا بأن نقول أن المشهد الذي أمامنا هنا يعرض لنا "سلطان ومجيء ربنا يسوع المسيح" موضوع انتظارنا. </w:t>
+      </w:r>
+      <w:r>
+        <w:rPr>
+          <w:rFonts w:hint="cs"/>
+          <w:rtl/>
+          <w:lang w:bidi="ar-AE"/>
+        </w:rPr>
+        <w:t xml:space="preserve">إن نفوسنا لن تكون أبدًا في حالة جيدة إن لم ننتظر ابن الله من السماء (1. تسالونيكي 1). الكنيسة لن تنقاد في آمالها بكلمة الله وروحه إن لم تنتظر يسوع كمخلص لها من السماء (فيلبي 3). إن المقطع الذي نتأمل فيه هنا هو هام لنا في هذا الصدد لأنه يُعلن لنا بصورة خاصة ما سوف يكون نصيبنا عند مجيء يسوع. هذا الموضع يحتوي على الكثير من الأمور الأخرى، كما هو على سبيل المثال العلاقات المتبادلة بين القديسين الأرضيين والسماويين في الملكوت، ومن الممكن أن يكون غنيًا بالتعليم إن تأملنا فيها؛ لكن ما أقصده الآن هو أن </w:t>
+      </w:r>
+      <w:r>
+        <w:rPr>
+          <w:rFonts w:hint="cs"/>
+          <w:rtl/>
+          <w:lang w:bidi="ar-AE"/>
+        </w:rPr>
+        <w:t>أتأمل النور الذي يُعطيه لنا التجلي على الجبل عن جوهر الفرح الذي سيكون من نصيبنا عند مجيء ربنا يسوع المسيح</w:t>
+      </w:r>
+      <w:r>
+        <w:rPr>
+          <w:rFonts w:hint="cs"/>
+          <w:rtl/>
+          <w:lang w:bidi="ar-AE"/>
+        </w:rPr>
+        <w:t xml:space="preserve"> ومن </w:t>
+      </w:r>
+      <w:r>
+        <w:rPr>
+          <w:rtl/>
+          <w:lang w:bidi="ar-AE"/>
+        </w:rPr>
+        <w:t>خلال</w:t>
+      </w:r>
+      <w:r>
+        <w:rPr>
+          <w:rFonts w:hint="cs"/>
+          <w:rtl/>
+          <w:lang w:bidi="ar-AE"/>
+        </w:rPr>
+        <w:t>ه</w:t>
+      </w:r>
+      <w:r>
+        <w:rPr>
+          <w:rFonts w:hint="cs"/>
+          <w:rtl/>
+          <w:lang w:bidi="ar-AE"/>
+        </w:rPr>
+        <w:t xml:space="preserve">. مواضع أخرى في الكتاب كما والمواعيد المعطاة للغالبين في الإصحاحين 2 و 3 من سفر الرؤيا، ووصف المدينة السماوي في إصحاح 21 و 22 </w:t>
+      </w:r>
+      <w:r>
+        <w:rPr>
+          <w:rFonts w:hint="cs"/>
+          <w:rtl/>
+          <w:lang w:bidi="ar-AE"/>
+        </w:rPr>
+        <w:t>من</w:t>
+      </w:r>
+      <w:r>
+        <w:rPr>
+          <w:rFonts w:hint="cs"/>
+          <w:rtl/>
+          <w:lang w:bidi="ar-AE"/>
+        </w:rPr>
+        <w:t xml:space="preserve"> ذات السفر تعطينا نورًا عن ذلك الموضوع؛ لكن دعونا الآن نتأمل الأحداث التي جرت على الجبل المقدس.</w:t>
       </w:r>
     </w:p>
     <w:p>
       <w:pPr>
-        <w:bidi/>
-        <w:jc w:val="both"/>
-        <w:rPr>
-          <w:rFonts w:ascii="Sakkal Majalla" w:hAnsi="Sakkal Majalla" w:cs="Sakkal Majalla" w:hint="cs"/>
-          <w:sz w:val="28"/>
-          <w:szCs w:val="28"/>
-          <w:rtl/>
-          <w:lang w:bidi="ar-SA"/>
+        <w:rPr>
+          <w:rtl/>
+          <w:lang w:bidi="ar-AE"/>
         </w:rPr>
       </w:pPr>
       <w:r>
         <w:rPr>
-          <w:rFonts w:ascii="Sakkal Majalla" w:hAnsi="Sakkal Majalla" w:cs="Sakkal Majalla" w:hint="cs"/>
-          <w:sz w:val="28"/>
-          <w:szCs w:val="28"/>
-          <w:rtl/>
-          <w:lang w:bidi="ar-SA"/>
-        </w:rPr>
-        <w:t xml:space="preserve">وكم يقل فهمنا بأن التعامل بالعدل </w:t>
-      </w:r>
-      <w:r>
-        <w:rPr>
-          <w:rFonts w:ascii="Sakkal Majalla" w:hAnsi="Sakkal Majalla" w:cs="Sakkal Majalla"/>
-          <w:sz w:val="28"/>
-          <w:szCs w:val="28"/>
-          <w:rtl/>
-          <w:lang w:bidi="ar-SA"/>
+          <w:rFonts w:hint="cs"/>
+          <w:rtl/>
+          <w:lang w:bidi="ar-AE"/>
+        </w:rPr>
+        <w:t>"</w:t>
+      </w:r>
+      <w:r>
+        <w:rPr>
+          <w:rtl/>
+          <w:lang w:bidi="ar-AE"/>
+        </w:rPr>
+        <w:t>وَبَعْدَ هذَا الْكَلاَمِ بِنَحْوِ ثَمَانِيَةِ أَيَّامٍ، أَخَذَ بُطْرُسَ وَيُوحَنَّا وَيَعْقُوبَ وَصَعِدَ إِلَى جَبَل لِيُصَلِّيَ.  29 وَفِيمَا هُوَ يُصَلِّي صَارَتْ هَيْئَةُ وَجْهِهِ مُتَغَيِّرَةً، وَلِبَاسُهُ مُبْيَضًّا لاَمِعًا.</w:t>
+      </w:r>
+      <w:r>
+        <w:rPr>
+          <w:rFonts w:hint="cs"/>
+          <w:rtl/>
+          <w:lang w:bidi="ar-AE"/>
+        </w:rPr>
+        <w:t xml:space="preserve">" هذا التغيُّر حدث حينما عبّر يسوع عن اعتماده </w:t>
+      </w:r>
+      <w:r>
+        <w:rPr>
+          <w:rtl/>
+          <w:lang w:bidi="ar-AE"/>
         </w:rPr>
         <w:t>–</w:t>
       </w:r>
       <w:r>
         <w:rPr>
-          <w:rFonts w:ascii="Sakkal Majalla" w:hAnsi="Sakkal Majalla" w:cs="Sakkal Majalla" w:hint="cs"/>
-          <w:sz w:val="28"/>
-          <w:szCs w:val="28"/>
-          <w:rtl/>
-          <w:lang w:bidi="ar-SA"/>
-        </w:rPr>
-        <w:t xml:space="preserve"> مهما يكون له عمل تبريري </w:t>
-      </w:r>
-      <w:r>
-        <w:rPr>
-          <w:rFonts w:ascii="Sakkal Majalla" w:hAnsi="Sakkal Majalla" w:cs="Sakkal Majalla"/>
-          <w:sz w:val="28"/>
-          <w:szCs w:val="28"/>
-          <w:rtl/>
-          <w:lang w:bidi="ar-SA"/>
-        </w:rPr>
-        <w:t>–</w:t>
-      </w:r>
-      <w:r>
-        <w:rPr>
-          <w:rFonts w:ascii="Sakkal Majalla" w:hAnsi="Sakkal Majalla" w:cs="Sakkal Majalla" w:hint="cs"/>
-          <w:sz w:val="28"/>
-          <w:szCs w:val="28"/>
-          <w:rtl/>
-          <w:lang w:bidi="ar-SA"/>
-        </w:rPr>
-        <w:t xml:space="preserve"> إلا أنه في حد ذاته هو ليس عمل لإصلاح النفوس وتجديدها. فالإدانة مهما كانت لائقة وصحيحة، إلا أنها لن تمس القلوب التي انكشف حالها الردي أمام الله بحقيقة أمر سقوطها. فهي بذلك لن تلين وتخضع حتى تتقبل التعليم للتقويم. فالإنسان ليس ضمير فقط. إن كان الضمير هو الذي يؤنَّب فقط وليس القلب أيضًا، فهذا سيستدعيه بأن يفعل ما قد فعله الخاطئ الأول بين البشر: إنه سيُسرع ليخرج من بين أشجار الجنة هاربًا من الصوت الغير</w:t>
-      </w:r>
-      <w:r>
-        <w:rPr>
-          <w:rFonts w:ascii="Sakkal Majalla" w:hAnsi="Sakkal Majalla" w:cs="Sakkal Majalla" w:hint="cs"/>
-          <w:sz w:val="28"/>
-          <w:szCs w:val="28"/>
-          <w:rtl/>
-          <w:lang w:bidi="ar-SA"/>
-        </w:rPr>
-        <w:t xml:space="preserve"> مرحّ</w:t>
-      </w:r>
-      <w:r>
-        <w:rPr>
-          <w:rFonts w:ascii="Sakkal Majalla" w:hAnsi="Sakkal Majalla" w:cs="Sakkal Majalla" w:hint="cs"/>
-          <w:sz w:val="28"/>
-          <w:szCs w:val="28"/>
-          <w:rtl/>
-          <w:lang w:bidi="ar-SA"/>
-        </w:rPr>
-        <w:t>ِ</w:t>
-      </w:r>
-      <w:r>
-        <w:rPr>
-          <w:rFonts w:ascii="Sakkal Majalla" w:hAnsi="Sakkal Majalla" w:cs="Sakkal Majalla" w:hint="cs"/>
-          <w:sz w:val="28"/>
-          <w:szCs w:val="28"/>
-          <w:rtl/>
-          <w:lang w:bidi="ar-SA"/>
-        </w:rPr>
-        <w:t>ب به.</w:t>
+          <w:rFonts w:hint="cs"/>
+          <w:rtl/>
+          <w:lang w:bidi="ar-AE"/>
+        </w:rPr>
+        <w:t xml:space="preserve"> "</w:t>
+      </w:r>
+      <w:r>
+        <w:rPr>
+          <w:rtl/>
+        </w:rPr>
+        <w:t xml:space="preserve"> </w:t>
+      </w:r>
+      <w:r>
+        <w:rPr>
+          <w:rtl/>
+          <w:lang w:bidi="ar-AE"/>
+        </w:rPr>
+        <w:t>وَفِيمَا هُوَ يُصَلِّي</w:t>
+      </w:r>
+      <w:r>
+        <w:rPr>
+          <w:rFonts w:hint="cs"/>
+          <w:rtl/>
+          <w:lang w:bidi="ar-AE"/>
+        </w:rPr>
+        <w:t>" فأول شيء نراه هنا هو تغيُّر كما سيحدث مع القديسين الأحياء عند مجيء يسوع.</w:t>
+      </w:r>
+    </w:p>
+    <w:p>
+      <w:pPr>
+        <w:rPr>
+          <w:rtl/>
+          <w:lang w:bidi="ar-AE"/>
+        </w:rPr>
+      </w:pPr>
+      <w:r>
+        <w:rPr>
+          <w:rFonts w:hint="cs"/>
+          <w:rtl/>
+          <w:lang w:bidi="ar-AE"/>
+        </w:rPr>
+        <w:t>"</w:t>
+      </w:r>
+      <w:r>
+        <w:rPr>
+          <w:rtl/>
+        </w:rPr>
+        <w:t xml:space="preserve"> </w:t>
+      </w:r>
+      <w:r>
+        <w:rPr>
+          <w:rtl/>
+          <w:lang w:bidi="ar-AE"/>
+        </w:rPr>
+        <w:t>وَإِذَا رَجُلاَنِ يَتَكَلَّمَانِ مَعَهُ، وَهُمَا مُوسَى وَإِيلِيَّا،</w:t>
+      </w:r>
+      <w:r>
+        <w:rPr>
+          <w:rFonts w:hint="cs"/>
+          <w:rtl/>
+          <w:lang w:bidi="ar-AE"/>
+        </w:rPr>
+        <w:t>" لقد كانا معه: - ونحن سيكون لنا ذات الفرح؛ ف</w:t>
+      </w:r>
+      <w:r>
+        <w:rPr>
+          <w:rFonts w:hint="cs"/>
+          <w:rtl/>
+          <w:lang w:bidi="ar-AE"/>
+        </w:rPr>
+        <w:t>إ</w:t>
+      </w:r>
+      <w:r>
+        <w:rPr>
+          <w:rFonts w:hint="cs"/>
+          <w:rtl/>
+          <w:lang w:bidi="ar-AE"/>
+        </w:rPr>
+        <w:t>ننا سنكون مع يسوع. من بعدما أن أُعطي الأمر في الإصحاح الـ4 من الرسالة الأولى إلى أهل تسالونيكي، الذي ستحدث فيه قيامة</w:t>
+      </w:r>
+      <w:r>
+        <w:rPr>
+          <w:rFonts w:hint="cs"/>
+          <w:rtl/>
+          <w:lang w:bidi="ar-AE"/>
+        </w:rPr>
+        <w:t xml:space="preserve"> الأموات في المسيح وتغيير القديسين الأحياء، ومن بعدما أن نكون قد اختبرنا بأننا سنُخطَف جميعًا إلى السحاب لملاقاة الرب في الهواء، فكل ما أضافه الرسول بخصوص ما يلي ذلك متضمن في الكلمات: "</w:t>
+      </w:r>
+      <w:r>
+        <w:rPr>
+          <w:rtl/>
+        </w:rPr>
+        <w:t xml:space="preserve"> </w:t>
+      </w:r>
+      <w:r>
+        <w:rPr>
+          <w:rtl/>
+          <w:lang w:bidi="ar-AE"/>
+        </w:rPr>
+        <w:t>وَهكَذَا نَكُونُ كُلَّ حِينٍ مَعَ الرَّبِّ.</w:t>
+      </w:r>
+      <w:r>
+        <w:rPr>
+          <w:rFonts w:hint="cs"/>
+          <w:rtl/>
+          <w:lang w:bidi="ar-AE"/>
+        </w:rPr>
+        <w:t>"</w:t>
+      </w:r>
+    </w:p>
+    <w:p>
+      <w:pPr>
+        <w:rPr>
+          <w:rtl/>
+          <w:lang w:bidi="ar-AE"/>
+        </w:rPr>
+      </w:pPr>
+      <w:r>
+        <w:rPr>
+          <w:rFonts w:hint="cs"/>
+          <w:rtl/>
+          <w:lang w:bidi="ar-AE"/>
+        </w:rPr>
+        <w:t>في الموضع الذي أمامنا ليس مجرد ما كُتب هو أن الرجلان كانا مع المسيح، وإنما أيضًا وقفا معه في علاقة حميمه به: "</w:t>
+      </w:r>
+      <w:r>
+        <w:rPr>
+          <w:rtl/>
+        </w:rPr>
+        <w:t xml:space="preserve"> </w:t>
+      </w:r>
+      <w:r>
+        <w:rPr>
+          <w:rtl/>
+          <w:lang w:bidi="ar-AE"/>
+        </w:rPr>
+        <w:t>رَجُلاَنِ يَتَكَلَّمَانِ مَعَهُ</w:t>
+      </w:r>
+      <w:r>
+        <w:rPr>
+          <w:rFonts w:hint="cs"/>
+          <w:rtl/>
+          <w:lang w:bidi="ar-AE"/>
+        </w:rPr>
+        <w:t xml:space="preserve">" إنه ليس مكتوب بأنه كلمهما، على الرغم من أنه من المؤكد كان هكذا </w:t>
+      </w:r>
+      <w:r>
+        <w:rPr>
+          <w:rFonts w:hint="cs"/>
+          <w:rtl/>
+          <w:lang w:bidi="ar-AE"/>
+        </w:rPr>
+        <w:t>الأمر</w:t>
+      </w:r>
+      <w:r>
+        <w:rPr>
+          <w:rFonts w:hint="cs"/>
+          <w:rtl/>
+          <w:lang w:bidi="ar-AE"/>
+        </w:rPr>
+        <w:t xml:space="preserve">؛ غير أنه كان من الممكن أن يكلمهما وأن لا يكونا قريبين منه إلى هذا الحد. لكن عندما نقرأ بأنهما يتكلمان معه، فسنتصور بذلك عِشرة وثيقة لا يحدها حد. بطرس ورفاقه عرفوا ما هو أن يكونوا في علاقة كهذه مع يسوع في </w:t>
+      </w:r>
+      <w:r>
+        <w:rPr>
+          <w:rFonts w:hint="cs"/>
+          <w:rtl/>
+          <w:lang w:bidi="ar-AE"/>
+        </w:rPr>
+        <w:t>وضعهم الدنيوي</w:t>
+      </w:r>
+      <w:r>
+        <w:rPr>
+          <w:rFonts w:hint="cs"/>
+          <w:rtl/>
+          <w:lang w:bidi="ar-AE"/>
+        </w:rPr>
+        <w:t xml:space="preserve">؛ فيا لفرحهم عندما حصلوا على البرهان بأنهم سيفرحون أيضًا في مجد علاقة كهذه </w:t>
+      </w:r>
+      <w:r>
+        <w:rPr>
+          <w:rFonts w:hint="cs"/>
+          <w:rtl/>
+          <w:lang w:bidi="ar-AE"/>
+        </w:rPr>
+        <w:t>مع</w:t>
+      </w:r>
+      <w:r>
+        <w:rPr>
+          <w:rFonts w:hint="cs"/>
+          <w:rtl/>
+          <w:lang w:bidi="ar-AE"/>
+        </w:rPr>
+        <w:t>ه</w:t>
+      </w:r>
+      <w:r>
+        <w:rPr>
+          <w:rFonts w:hint="cs"/>
+          <w:rtl/>
+          <w:lang w:bidi="ar-AE"/>
+        </w:rPr>
+        <w:t>!</w:t>
+      </w:r>
+    </w:p>
+    <w:p>
+      <w:pPr>
+        <w:rPr>
+          <w:rtl/>
+          <w:lang w:bidi="ar-AE"/>
+        </w:rPr>
+      </w:pPr>
+      <w:r>
+        <w:rPr>
+          <w:rtl/>
+          <w:lang w:bidi="ar-AE"/>
+        </w:rPr>
+        <w:t xml:space="preserve">ويضيف لوقا: "وَظَهَرَا فِي الْمَجْدِ". وهذا يتعلق بما رأيناه </w:t>
+      </w:r>
+      <w:r>
+        <w:rPr>
+          <w:rFonts w:hint="cs"/>
+          <w:rtl/>
+          <w:lang w:bidi="ar-AE"/>
+        </w:rPr>
+        <w:t>آنفًا</w:t>
+      </w:r>
+      <w:r>
+        <w:rPr>
+          <w:rtl/>
+          <w:lang w:bidi="ar-AE"/>
+        </w:rPr>
+        <w:t>. نقرأ في البداية أنهم</w:t>
+      </w:r>
+      <w:r>
+        <w:rPr>
+          <w:rFonts w:hint="cs"/>
+          <w:rtl/>
+          <w:lang w:bidi="ar-AE"/>
+        </w:rPr>
+        <w:t>ا</w:t>
+      </w:r>
+      <w:r>
+        <w:rPr>
+          <w:rtl/>
+          <w:lang w:bidi="ar-AE"/>
+        </w:rPr>
+        <w:t xml:space="preserve"> كانا معه، ثم ظهرا في المجد. إنهم يشتركون في نفس المجد الذي ظهر فيه. والأمر كذلك بالنسبة لنا: "</w:t>
+      </w:r>
+      <w:r>
+        <w:rPr>
+          <w:rtl/>
+        </w:rPr>
+        <w:t xml:space="preserve"> </w:t>
+      </w:r>
+      <w:r>
+        <w:rPr>
+          <w:rtl/>
+          <w:lang w:bidi="ar-AE"/>
+        </w:rPr>
+        <w:t>مَتَى أُظْهِرَ الْمَسِيحُ حَيَاتُنَا، فَحِينَئِذٍ تُظْهَرُونَ أَنْتُمْ أَيْضًا مَعَهُ فِي الْمَجْدِ.". "</w:t>
+      </w:r>
+      <w:r>
+        <w:rPr>
+          <w:rtl/>
+        </w:rPr>
+        <w:t xml:space="preserve"> </w:t>
+      </w:r>
+      <w:r>
+        <w:rPr>
+          <w:rFonts w:ascii="Arial" w:hAnsi="Arial" w:cs="Arial" w:hint="cs"/>
+          <w:rtl/>
+          <w:lang w:bidi="ar-AE"/>
+        </w:rPr>
+        <w:t>​</w:t>
+      </w:r>
+      <w:r>
+        <w:rPr>
+          <w:rFonts w:hint="cs"/>
+          <w:rtl/>
+          <w:lang w:bidi="ar-AE"/>
+        </w:rPr>
+        <w:t>وَأَنَا</w:t>
+      </w:r>
+      <w:r>
+        <w:rPr>
+          <w:rtl/>
+          <w:lang w:bidi="ar-AE"/>
+        </w:rPr>
+        <w:t xml:space="preserve"> </w:t>
+      </w:r>
+      <w:r>
+        <w:rPr>
+          <w:rFonts w:hint="cs"/>
+          <w:rtl/>
+          <w:lang w:bidi="ar-AE"/>
+        </w:rPr>
+        <w:t>قَدْ</w:t>
+      </w:r>
+      <w:r>
+        <w:rPr>
+          <w:rtl/>
+          <w:lang w:bidi="ar-AE"/>
+        </w:rPr>
+        <w:t xml:space="preserve"> </w:t>
+      </w:r>
+      <w:r>
+        <w:rPr>
+          <w:rFonts w:hint="cs"/>
+          <w:rtl/>
+          <w:lang w:bidi="ar-AE"/>
+        </w:rPr>
+        <w:t>أَعْطَيْتُهُمُ</w:t>
+      </w:r>
+      <w:r>
+        <w:rPr>
+          <w:rtl/>
+          <w:lang w:bidi="ar-AE"/>
+        </w:rPr>
+        <w:t xml:space="preserve"> </w:t>
+      </w:r>
+      <w:r>
+        <w:rPr>
+          <w:rFonts w:hint="cs"/>
+          <w:rtl/>
+          <w:lang w:bidi="ar-AE"/>
+        </w:rPr>
+        <w:t>الْمَجْدَ</w:t>
+      </w:r>
+      <w:r>
+        <w:rPr>
+          <w:rtl/>
+          <w:lang w:bidi="ar-AE"/>
+        </w:rPr>
+        <w:t xml:space="preserve"> </w:t>
+      </w:r>
+      <w:r>
+        <w:rPr>
+          <w:rFonts w:hint="cs"/>
+          <w:rtl/>
+          <w:lang w:bidi="ar-AE"/>
+        </w:rPr>
+        <w:t>الَّذِي</w:t>
+      </w:r>
+      <w:r>
+        <w:rPr>
+          <w:rtl/>
+          <w:lang w:bidi="ar-AE"/>
+        </w:rPr>
+        <w:t xml:space="preserve"> </w:t>
+      </w:r>
+      <w:r>
+        <w:rPr>
+          <w:rFonts w:hint="cs"/>
+          <w:rtl/>
+          <w:lang w:bidi="ar-AE"/>
+        </w:rPr>
+        <w:t>أَعْطَيْتَنِي،</w:t>
+      </w:r>
+      <w:r>
+        <w:rPr>
+          <w:rtl/>
+          <w:lang w:bidi="ar-AE"/>
+        </w:rPr>
+        <w:t xml:space="preserve"> </w:t>
+      </w:r>
+      <w:r>
+        <w:rPr>
+          <w:rFonts w:hint="cs"/>
+          <w:rtl/>
+          <w:lang w:bidi="ar-AE"/>
+        </w:rPr>
+        <w:t>لِيَكُونُوا</w:t>
+      </w:r>
+      <w:r>
+        <w:rPr>
+          <w:rtl/>
+          <w:lang w:bidi="ar-AE"/>
+        </w:rPr>
+        <w:t xml:space="preserve"> </w:t>
+      </w:r>
+      <w:r>
+        <w:rPr>
+          <w:rFonts w:hint="cs"/>
+          <w:rtl/>
+          <w:lang w:bidi="ar-AE"/>
+        </w:rPr>
+        <w:t>وَاحِدًا</w:t>
+      </w:r>
+      <w:r>
+        <w:rPr>
+          <w:rtl/>
+          <w:lang w:bidi="ar-AE"/>
+        </w:rPr>
+        <w:t xml:space="preserve"> </w:t>
+      </w:r>
+      <w:r>
+        <w:rPr>
+          <w:rFonts w:hint="cs"/>
+          <w:rtl/>
+          <w:lang w:bidi="ar-AE"/>
+        </w:rPr>
+        <w:t>كَمَا</w:t>
+      </w:r>
+      <w:r>
+        <w:rPr>
+          <w:rtl/>
+          <w:lang w:bidi="ar-AE"/>
+        </w:rPr>
+        <w:t xml:space="preserve"> </w:t>
+      </w:r>
+      <w:r>
+        <w:rPr>
+          <w:rFonts w:hint="cs"/>
+          <w:rtl/>
+          <w:lang w:bidi="ar-AE"/>
+        </w:rPr>
+        <w:t>أَنَّنَا</w:t>
+      </w:r>
+      <w:r>
+        <w:rPr>
+          <w:rtl/>
+          <w:lang w:bidi="ar-AE"/>
+        </w:rPr>
+        <w:t xml:space="preserve"> </w:t>
+      </w:r>
+      <w:r>
+        <w:rPr>
+          <w:rFonts w:hint="cs"/>
+          <w:rtl/>
+          <w:lang w:bidi="ar-AE"/>
+        </w:rPr>
+        <w:t>نَحْنُ</w:t>
+      </w:r>
+      <w:r>
+        <w:rPr>
+          <w:rtl/>
+          <w:lang w:bidi="ar-AE"/>
+        </w:rPr>
+        <w:t xml:space="preserve"> </w:t>
+      </w:r>
+      <w:r>
+        <w:rPr>
+          <w:rFonts w:hint="cs"/>
+          <w:rtl/>
+          <w:lang w:bidi="ar-AE"/>
+        </w:rPr>
+        <w:t>وَاحِدٌ</w:t>
+      </w:r>
+      <w:r>
+        <w:rPr>
+          <w:rtl/>
+          <w:lang w:bidi="ar-AE"/>
+        </w:rPr>
+        <w:t xml:space="preserve">.  </w:t>
+      </w:r>
+      <w:r>
+        <w:rPr>
+          <w:rFonts w:ascii="Arial" w:hAnsi="Arial" w:cs="Arial" w:hint="cs"/>
+          <w:rtl/>
+          <w:lang w:bidi="ar-AE"/>
+        </w:rPr>
+        <w:t>​</w:t>
+      </w:r>
+      <w:r>
+        <w:rPr>
+          <w:rtl/>
+          <w:lang w:bidi="ar-AE"/>
+        </w:rPr>
+        <w:t>23</w:t>
+      </w:r>
+      <w:r>
+        <w:rPr>
+          <w:rFonts w:ascii="Arial" w:hAnsi="Arial" w:cs="Arial" w:hint="cs"/>
+          <w:rtl/>
+          <w:lang w:bidi="ar-AE"/>
+        </w:rPr>
+        <w:t>​</w:t>
+      </w:r>
+      <w:r>
+        <w:rPr>
+          <w:rtl/>
+          <w:lang w:bidi="ar-AE"/>
+        </w:rPr>
+        <w:t xml:space="preserve"> </w:t>
+      </w:r>
+      <w:r>
+        <w:rPr>
+          <w:rFonts w:ascii="Arial" w:hAnsi="Arial" w:cs="Arial" w:hint="cs"/>
+          <w:rtl/>
+          <w:lang w:bidi="ar-AE"/>
+        </w:rPr>
+        <w:t>​</w:t>
+      </w:r>
+      <w:r>
+        <w:rPr>
+          <w:rFonts w:hint="cs"/>
+          <w:rtl/>
+          <w:lang w:bidi="ar-AE"/>
+        </w:rPr>
+        <w:t>أَنَا</w:t>
+      </w:r>
+      <w:r>
+        <w:rPr>
+          <w:rtl/>
+          <w:lang w:bidi="ar-AE"/>
+        </w:rPr>
+        <w:t xml:space="preserve"> </w:t>
+      </w:r>
+      <w:r>
+        <w:rPr>
+          <w:rFonts w:hint="cs"/>
+          <w:rtl/>
+          <w:lang w:bidi="ar-AE"/>
+        </w:rPr>
+        <w:t>فِيهِمْ</w:t>
+      </w:r>
+      <w:r>
+        <w:rPr>
+          <w:rtl/>
+          <w:lang w:bidi="ar-AE"/>
+        </w:rPr>
+        <w:t xml:space="preserve"> </w:t>
+      </w:r>
+      <w:r>
+        <w:rPr>
+          <w:rFonts w:hint="cs"/>
+          <w:rtl/>
+          <w:lang w:bidi="ar-AE"/>
+        </w:rPr>
+        <w:t>وَأَنْتَ</w:t>
+      </w:r>
+      <w:r>
+        <w:rPr>
+          <w:rtl/>
+          <w:lang w:bidi="ar-AE"/>
+        </w:rPr>
+        <w:t xml:space="preserve"> </w:t>
+      </w:r>
+      <w:r>
+        <w:rPr>
+          <w:rFonts w:hint="cs"/>
+          <w:rtl/>
+          <w:lang w:bidi="ar-AE"/>
+        </w:rPr>
+        <w:t>فِيَّ</w:t>
+      </w:r>
+      <w:r>
+        <w:rPr>
+          <w:rtl/>
+          <w:lang w:bidi="ar-AE"/>
+        </w:rPr>
+        <w:t xml:space="preserve"> </w:t>
+      </w:r>
+      <w:r>
+        <w:rPr>
+          <w:rFonts w:hint="cs"/>
+          <w:rtl/>
+          <w:lang w:bidi="ar-AE"/>
+        </w:rPr>
+        <w:t>لِيَكُونُوا</w:t>
+      </w:r>
+      <w:r>
+        <w:rPr>
+          <w:rtl/>
+          <w:lang w:bidi="ar-AE"/>
+        </w:rPr>
+        <w:t xml:space="preserve"> </w:t>
+      </w:r>
+      <w:r>
+        <w:rPr>
+          <w:rFonts w:hint="cs"/>
+          <w:rtl/>
+          <w:lang w:bidi="ar-AE"/>
+        </w:rPr>
+        <w:t>مُكَمَّلِينَ</w:t>
+      </w:r>
+      <w:r>
+        <w:rPr>
+          <w:rtl/>
+          <w:lang w:bidi="ar-AE"/>
+        </w:rPr>
+        <w:t xml:space="preserve"> </w:t>
+      </w:r>
+      <w:r>
+        <w:rPr>
+          <w:rFonts w:hint="cs"/>
+          <w:rtl/>
+          <w:lang w:bidi="ar-AE"/>
+        </w:rPr>
+        <w:t>إِلَى</w:t>
+      </w:r>
+      <w:r>
+        <w:rPr>
+          <w:rtl/>
+          <w:lang w:bidi="ar-AE"/>
+        </w:rPr>
+        <w:t xml:space="preserve"> </w:t>
+      </w:r>
+      <w:r>
+        <w:rPr>
+          <w:rFonts w:hint="cs"/>
+          <w:rtl/>
+          <w:lang w:bidi="ar-AE"/>
+        </w:rPr>
+        <w:t>وَاحِدٍ،</w:t>
+      </w:r>
+      <w:r>
+        <w:rPr>
+          <w:rtl/>
+          <w:lang w:bidi="ar-AE"/>
+        </w:rPr>
+        <w:t xml:space="preserve"> </w:t>
+      </w:r>
+      <w:r>
+        <w:rPr>
+          <w:rFonts w:hint="cs"/>
+          <w:rtl/>
+          <w:lang w:bidi="ar-AE"/>
+        </w:rPr>
+        <w:t>وَلِيَعْلَمَ</w:t>
+      </w:r>
+      <w:r>
+        <w:rPr>
+          <w:rtl/>
+          <w:lang w:bidi="ar-AE"/>
+        </w:rPr>
+        <w:t xml:space="preserve"> </w:t>
+      </w:r>
+      <w:r>
+        <w:rPr>
+          <w:rFonts w:hint="cs"/>
+          <w:rtl/>
+          <w:lang w:bidi="ar-AE"/>
+        </w:rPr>
+        <w:t>الْعَالَمُ</w:t>
+      </w:r>
+      <w:r>
+        <w:rPr>
+          <w:rtl/>
+          <w:lang w:bidi="ar-AE"/>
+        </w:rPr>
+        <w:t xml:space="preserve"> </w:t>
+      </w:r>
+      <w:r>
+        <w:rPr>
+          <w:rFonts w:hint="cs"/>
+          <w:rtl/>
+          <w:lang w:bidi="ar-AE"/>
+        </w:rPr>
+        <w:t>أَنَّكَ</w:t>
+      </w:r>
+      <w:r>
+        <w:rPr>
+          <w:rtl/>
+          <w:lang w:bidi="ar-AE"/>
+        </w:rPr>
+        <w:t xml:space="preserve"> </w:t>
+      </w:r>
+      <w:r>
+        <w:rPr>
+          <w:rFonts w:hint="cs"/>
+          <w:rtl/>
+          <w:lang w:bidi="ar-AE"/>
+        </w:rPr>
+        <w:t>أَرْسَلْتَنِي،</w:t>
+      </w:r>
+      <w:r>
+        <w:rPr>
+          <w:rtl/>
+          <w:lang w:bidi="ar-AE"/>
+        </w:rPr>
+        <w:t xml:space="preserve"> </w:t>
+      </w:r>
+      <w:r>
+        <w:rPr>
+          <w:rFonts w:hint="cs"/>
+          <w:rtl/>
+          <w:lang w:bidi="ar-AE"/>
+        </w:rPr>
+        <w:t>وَأَحْبَبْتَهُمْ</w:t>
+      </w:r>
+      <w:r>
+        <w:rPr>
+          <w:rtl/>
+          <w:lang w:bidi="ar-AE"/>
+        </w:rPr>
+        <w:t xml:space="preserve"> </w:t>
+      </w:r>
+      <w:r>
+        <w:rPr>
+          <w:rFonts w:hint="cs"/>
+          <w:rtl/>
+          <w:lang w:bidi="ar-AE"/>
+        </w:rPr>
+        <w:t>كَمَا</w:t>
+      </w:r>
+      <w:r>
+        <w:rPr>
+          <w:rtl/>
+          <w:lang w:bidi="ar-AE"/>
+        </w:rPr>
+        <w:t xml:space="preserve"> </w:t>
+      </w:r>
+      <w:r>
+        <w:rPr>
+          <w:rFonts w:hint="cs"/>
+          <w:rtl/>
+          <w:lang w:bidi="ar-AE"/>
+        </w:rPr>
+        <w:t>أَحْبَبْتَنِي</w:t>
+      </w:r>
+      <w:r>
+        <w:rPr>
+          <w:rtl/>
+          <w:lang w:bidi="ar-AE"/>
+        </w:rPr>
+        <w:t>.»</w:t>
+      </w:r>
+      <w:r>
+        <w:rPr>
+          <w:rFonts w:hint="cs"/>
+          <w:rtl/>
+          <w:lang w:bidi="ar-AE"/>
+        </w:rPr>
+        <w:t>"</w:t>
+      </w:r>
+      <w:r>
+        <w:rPr>
+          <w:rtl/>
+          <w:lang w:bidi="ar-AE"/>
+        </w:rPr>
+        <w:t>.</w:t>
+      </w:r>
+    </w:p>
+    <w:p>
+      <w:pPr>
+        <w:rPr>
+          <w:rtl/>
+          <w:lang w:bidi="ar-AE"/>
+        </w:rPr>
+      </w:pPr>
+      <w:r>
+        <w:rPr>
+          <w:rtl/>
+          <w:lang w:bidi="ar-AE"/>
+        </w:rPr>
+        <w:t xml:space="preserve">ولكن هناك ظرف خاص آخر. نحن لا نسمع فقط أنهم كانوا معه، وأنهم تكلموا معه، وأنهم ظهروا معه في المجد، ولكننا أيضًا نتمتع بامتياز معرفة موضوع </w:t>
+      </w:r>
+      <w:r>
+        <w:rPr>
+          <w:rFonts w:hint="cs"/>
+          <w:rtl/>
+          <w:lang w:bidi="ar-AE"/>
+        </w:rPr>
+        <w:t>حديثهم</w:t>
+      </w:r>
+      <w:r>
+        <w:rPr>
+          <w:rtl/>
+          <w:lang w:bidi="ar-AE"/>
+        </w:rPr>
+        <w:t>. "كانا يتحدثان عن موته الذي كان عليه أن يتممه في أورشليم." كان الصليب موضوع حديثهما في المجد، وكذلك عن آلام المسيح التي كان عليه أن يتحملها في أورشليم. ومن المؤكد أنه سيكون فرحنا، إلى الأبد، عندما نكون مع المسيح في المجد، لننشغل بهذا الموضوع – موته، الذي تم في أورشليم.</w:t>
+      </w:r>
+    </w:p>
+    <w:p>
+      <w:pPr>
+        <w:rPr>
+          <w:rtl/>
+          <w:lang w:bidi="ar-AE"/>
+        </w:rPr>
+      </w:pPr>
+      <w:r>
+        <w:rPr>
+          <w:rtl/>
+          <w:lang w:bidi="ar-AE"/>
+        </w:rPr>
+        <w:t>ونقرأ أيضًا أن بطرس والذين معه كانوا مثقلين بالنوم. ونحن نرى هنا ما هو الجسد أمام مجد الله. لقد كان بطرس مخطئًا جدًا؛ "لم يكن يعرف ما الذي كان يتحدث عنه"؛ لكنني لا أتطرق إلى هذه النقطة.</w:t>
+      </w:r>
+    </w:p>
+    <w:p>
+      <w:pPr>
+        <w:rPr>
+          <w:rtl/>
+          <w:lang w:bidi="ar-AE"/>
+        </w:rPr>
+      </w:pPr>
+      <w:r>
+        <w:rPr>
+          <w:rtl/>
+          <w:lang w:bidi="ar-AE"/>
+        </w:rPr>
+        <w:t>"</w:t>
+      </w:r>
+      <w:r>
+        <w:rPr>
+          <w:rtl/>
+        </w:rPr>
+        <w:t xml:space="preserve"> </w:t>
+      </w:r>
+      <w:r>
+        <w:rPr>
+          <w:rtl/>
+          <w:lang w:bidi="ar-AE"/>
+        </w:rPr>
+        <w:t xml:space="preserve">كَانَتْ سَحَابَةٌ فَظَلَّلَتْهُمْ. فَخَافُوا عِنْدَمَا دَخَلُوا فِي السَّحَابَةِ.  </w:t>
+      </w:r>
+      <w:r>
+        <w:rPr>
+          <w:rFonts w:ascii="Arial" w:hAnsi="Arial" w:cs="Arial" w:hint="cs"/>
+          <w:rtl/>
+          <w:lang w:bidi="ar-AE"/>
+        </w:rPr>
+        <w:t>​</w:t>
+      </w:r>
+      <w:r>
+        <w:rPr>
+          <w:rtl/>
+          <w:lang w:bidi="ar-AE"/>
+        </w:rPr>
+        <w:t>35</w:t>
+      </w:r>
+      <w:r>
+        <w:rPr>
+          <w:rFonts w:ascii="Arial" w:hAnsi="Arial" w:cs="Arial" w:hint="cs"/>
+          <w:rtl/>
+          <w:lang w:bidi="ar-AE"/>
+        </w:rPr>
+        <w:t>​</w:t>
+      </w:r>
+      <w:r>
+        <w:rPr>
+          <w:rtl/>
+          <w:lang w:bidi="ar-AE"/>
+        </w:rPr>
+        <w:t xml:space="preserve"> </w:t>
+      </w:r>
+      <w:r>
+        <w:rPr>
+          <w:rFonts w:ascii="Arial" w:hAnsi="Arial" w:cs="Arial" w:hint="cs"/>
+          <w:rtl/>
+          <w:lang w:bidi="ar-AE"/>
+        </w:rPr>
+        <w:t>​</w:t>
+      </w:r>
+      <w:r>
+        <w:rPr>
+          <w:rFonts w:hint="cs"/>
+          <w:rtl/>
+          <w:lang w:bidi="ar-AE"/>
+        </w:rPr>
+        <w:t>وَصَارَ</w:t>
+      </w:r>
+      <w:r>
+        <w:rPr>
+          <w:rtl/>
+          <w:lang w:bidi="ar-AE"/>
+        </w:rPr>
+        <w:t xml:space="preserve"> </w:t>
+      </w:r>
+      <w:r>
+        <w:rPr>
+          <w:rFonts w:hint="cs"/>
+          <w:rtl/>
+          <w:lang w:bidi="ar-AE"/>
+        </w:rPr>
+        <w:t>صَوْتٌ</w:t>
+      </w:r>
+      <w:r>
+        <w:rPr>
+          <w:rtl/>
+          <w:lang w:bidi="ar-AE"/>
+        </w:rPr>
+        <w:t xml:space="preserve"> </w:t>
+      </w:r>
+      <w:r>
+        <w:rPr>
+          <w:rFonts w:hint="cs"/>
+          <w:rtl/>
+          <w:lang w:bidi="ar-AE"/>
+        </w:rPr>
+        <w:t>مِنَ</w:t>
+      </w:r>
+      <w:r>
+        <w:rPr>
+          <w:rtl/>
+          <w:lang w:bidi="ar-AE"/>
+        </w:rPr>
+        <w:t xml:space="preserve"> </w:t>
+      </w:r>
+      <w:r>
+        <w:rPr>
+          <w:rFonts w:hint="cs"/>
+          <w:rtl/>
+          <w:lang w:bidi="ar-AE"/>
+        </w:rPr>
+        <w:t>السَّحَابَةِ</w:t>
+      </w:r>
+      <w:r>
+        <w:rPr>
+          <w:rtl/>
+          <w:lang w:bidi="ar-AE"/>
+        </w:rPr>
+        <w:t xml:space="preserve"> </w:t>
+      </w:r>
+      <w:r>
+        <w:rPr>
+          <w:rFonts w:hint="cs"/>
+          <w:rtl/>
+          <w:lang w:bidi="ar-AE"/>
+        </w:rPr>
+        <w:t>قَائِلاً</w:t>
+      </w:r>
+      <w:r>
+        <w:rPr>
+          <w:rtl/>
+          <w:lang w:bidi="ar-AE"/>
+        </w:rPr>
+        <w:t>:</w:t>
+      </w:r>
+      <w:r>
+        <w:rPr>
+          <w:rFonts w:hint="cs"/>
+          <w:rtl/>
+          <w:lang w:bidi="ar-AE"/>
+        </w:rPr>
+        <w:t>«هذَا</w:t>
+      </w:r>
+      <w:r>
+        <w:rPr>
+          <w:rtl/>
+          <w:lang w:bidi="ar-AE"/>
+        </w:rPr>
+        <w:t xml:space="preserve"> </w:t>
+      </w:r>
+      <w:r>
+        <w:rPr>
+          <w:rFonts w:hint="cs"/>
+          <w:rtl/>
+          <w:lang w:bidi="ar-AE"/>
+        </w:rPr>
+        <w:t>هُوَ</w:t>
+      </w:r>
+      <w:r>
+        <w:rPr>
+          <w:rtl/>
+          <w:lang w:bidi="ar-AE"/>
+        </w:rPr>
+        <w:t xml:space="preserve"> </w:t>
+      </w:r>
+      <w:r>
+        <w:rPr>
+          <w:rFonts w:hint="cs"/>
+          <w:rtl/>
+          <w:lang w:bidi="ar-AE"/>
+        </w:rPr>
+        <w:t>ابْنِي</w:t>
+      </w:r>
+      <w:r>
+        <w:rPr>
+          <w:rtl/>
+          <w:lang w:bidi="ar-AE"/>
+        </w:rPr>
+        <w:t xml:space="preserve"> </w:t>
+      </w:r>
+      <w:r>
+        <w:rPr>
+          <w:rFonts w:hint="cs"/>
+          <w:rtl/>
+          <w:lang w:bidi="ar-AE"/>
+        </w:rPr>
+        <w:t>الْحَبِيبُ</w:t>
+      </w:r>
+      <w:r>
+        <w:rPr>
+          <w:rtl/>
+          <w:lang w:bidi="ar-AE"/>
+        </w:rPr>
+        <w:t xml:space="preserve">. </w:t>
+      </w:r>
+      <w:r>
+        <w:rPr>
+          <w:rFonts w:hint="cs"/>
+          <w:rtl/>
+          <w:lang w:bidi="ar-AE"/>
+        </w:rPr>
+        <w:t>لَهُ</w:t>
+      </w:r>
+      <w:r>
+        <w:rPr>
+          <w:rtl/>
+          <w:lang w:bidi="ar-AE"/>
+        </w:rPr>
+        <w:t xml:space="preserve"> </w:t>
+      </w:r>
+      <w:r>
+        <w:rPr>
+          <w:rFonts w:hint="cs"/>
+          <w:rtl/>
+          <w:lang w:bidi="ar-AE"/>
+        </w:rPr>
+        <w:t>اسْمَعُوا»</w:t>
+      </w:r>
+      <w:r>
+        <w:rPr>
+          <w:rtl/>
+          <w:lang w:bidi="ar-AE"/>
+        </w:rPr>
+        <w:t>.</w:t>
+      </w:r>
+      <w:r>
+        <w:rPr>
+          <w:rFonts w:hint="cs"/>
+          <w:rtl/>
+          <w:lang w:bidi="ar-AE"/>
+        </w:rPr>
+        <w:t>"</w:t>
+      </w:r>
+      <w:r>
+        <w:rPr>
+          <w:rtl/>
+          <w:lang w:bidi="ar-AE"/>
+        </w:rPr>
+        <w:t xml:space="preserve"> يخبرنا بطرس أن هذا الصوت جاء من المجد </w:t>
+      </w:r>
+      <w:r>
+        <w:rPr>
+          <w:rFonts w:hint="cs"/>
+          <w:rtl/>
+          <w:lang w:bidi="ar-AE"/>
+        </w:rPr>
+        <w:t>البهي</w:t>
+      </w:r>
+      <w:r>
+        <w:rPr>
+          <w:rtl/>
+          <w:lang w:bidi="ar-AE"/>
+        </w:rPr>
+        <w:t xml:space="preserve">. "لأنه أخذ من الله الآب كرامة ومجداً، إذ جاء إليه صوت من المجد العظيم: هذا هو ابني الحبيب الذي به سررت". وكان بطرس والآخرون قد دخلوا السحابة. أمامنا أيضًا هذه الحقيقة الرائعة، وهي أن القديسين لهم امتياز أن يكون لهم مكانهم في المجد الذي منه يأتي الصوت، وهناك، في ذلك المجد، يشتركون في مسرة الآب بابنه الحبيب. نحن مدعوون ليس فقط إلى شركة يسوع المسيح، ابن الله، بل أيضًا إلى شركة مع الآب؛ </w:t>
+      </w:r>
+      <w:r>
+        <w:rPr>
+          <w:rFonts w:hint="cs"/>
+          <w:rtl/>
+          <w:lang w:bidi="ar-AE"/>
+        </w:rPr>
+        <w:t>ف</w:t>
+      </w:r>
+      <w:r>
+        <w:rPr>
+          <w:rtl/>
+          <w:lang w:bidi="ar-AE"/>
+        </w:rPr>
+        <w:t xml:space="preserve">الله الآب </w:t>
+      </w:r>
+      <w:r>
+        <w:rPr>
+          <w:rtl/>
+          <w:lang w:bidi="ar-AE"/>
+        </w:rPr>
+        <w:t>يسمح لنا أن نشارك في الراحة التي وجدها في ابنه الحبيب.</w:t>
+      </w:r>
+    </w:p>
+    <w:p>
+      <w:pPr>
+        <w:rPr>
+          <w:rtl/>
+          <w:lang w:bidi="ar-AE"/>
+        </w:rPr>
+      </w:pPr>
+      <w:r>
+        <w:rPr>
+          <w:rtl/>
+          <w:lang w:bidi="ar-AE"/>
+        </w:rPr>
+        <w:t>"</w:t>
+      </w:r>
+      <w:r>
+        <w:rPr>
+          <w:rtl/>
+        </w:rPr>
+        <w:t xml:space="preserve"> </w:t>
+      </w:r>
+      <w:r>
+        <w:rPr>
+          <w:rtl/>
+          <w:lang w:bidi="ar-AE"/>
+        </w:rPr>
+        <w:t>وَلَمَّا كَانَ الصَّوْتُ وُجِدَ يَسُوعُ وَحْدَهُ." اختفى الظهور تمامًا، السحابة، الصوت، المجد، موسى وإيليا؛ لكن يسوع بقي، وكان على التلاميذ أن يواصلوا رحلتهم مع يسوع، ويعرفوه الآن في ضوء هذه الأحداث المجيدة التي رأوها بأعينهم. وهذا ما تخدم</w:t>
+      </w:r>
+      <w:r>
+        <w:rPr>
+          <w:rFonts w:hint="cs"/>
+          <w:rtl/>
+          <w:lang w:bidi="ar-AE"/>
+        </w:rPr>
+        <w:t>نا ب</w:t>
+      </w:r>
+      <w:r>
+        <w:rPr>
+          <w:rtl/>
+          <w:lang w:bidi="ar-AE"/>
+        </w:rPr>
+        <w:t xml:space="preserve">ه هذه الإدراكات الحية للأمور الروحية التي نستمتع بها أحيانًا. لا يعني ذلك أنه يمكننا دائمًا الاستمتاع بنفس الشيء مع استبعاد جميع الأشياء الأخرى؛ ولكن بعد مرور بعض الوقت، مثل الظهور على الجبل المقدس، يتركوننا وحدنا مع يسوع لنكمل طريق </w:t>
+      </w:r>
+      <w:r>
+        <w:rPr>
+          <w:rFonts w:hint="cs"/>
+          <w:rtl/>
+          <w:lang w:bidi="ar-AE"/>
+        </w:rPr>
+        <w:t>سياحتنا</w:t>
+      </w:r>
+      <w:r>
+        <w:rPr>
+          <w:rtl/>
+          <w:lang w:bidi="ar-AE"/>
+        </w:rPr>
+        <w:t xml:space="preserve"> معه بالروح، في نور وقوة هذه المعرفة العميقة لذاته وللشركة. من فرح الآب به، وأكثر من ذلك، انتظار اللحظة التي سيأتي فيها مرة أخرى وسيتحقق كل هذا إلى حد أكبر بكثير مما يمكن أن تتخيله قلوبنا.</w:t>
       </w:r>
     </w:p>
     <w:sectPr>
-      <w:headerReference w:type="default" r:id="rId9"/>
       <w:pgSz w:w="11906" w:h="16838"/>
-      <w:pgMar w:top="1440" w:right="1440" w:bottom="1440" w:left="1440" w:header="708" w:footer="708" w:gutter="0"/>
+      <w:pgMar w:top="1440" w:right="1800" w:bottom="1440" w:left="1800" w:header="708" w:footer="708" w:gutter="0"/>
       <w:cols w:space="708"/>
+      <w:bidi/>
+      <w:rtlGutter/>
       <w:docGrid w:linePitch="360"/>
     </w:sectPr>
   </w:body>
 </w:document>
 </file>
 
-<file path=word/endnotes.xml><?xml version="1.0" encoding="utf-8"?>
-<w:endnotes xmlns:wpc="http://schemas.microsoft.com/office/word/2010/wordprocessingCanvas" xmlns:cx="http://schemas.microsoft.com/office/drawing/2014/chartex" xmlns:cx1="http://schemas.microsoft.com/office/drawing/2015/9/8/chartex" xmlns:cx2="http://schemas.microsoft.com/office/drawing/2015/10/21/chartex" xmlns:cx3="http://schemas.microsoft.com/office/drawing/2016/5/9/chartex" xmlns:cx4="http://schemas.microsoft.com/office/drawing/2016/5/10/chartex" xmlns:cx5="http://schemas.microsoft.com/office/drawing/2016/5/11/chartex" xmlns:cx6="http://schemas.microsoft.com/office/drawing/2016/5/12/chartex" xmlns:cx7="http://schemas.microsoft.com/office/drawing/2016/5/13/chartex" xmlns:cx8="http://schemas.microsoft.com/office/drawing/2016/5/14/chartex" xmlns:mc="http://schemas.openxmlformats.org/markup-compatibility/2006" xmlns:aink="http://schemas.microsoft.com/office/drawing/2016/ink" xmlns:am3d="http://schemas.microsoft.com/office/drawing/2017/model3d" xmlns:o="urn:schemas-microsoft-com:office:office" xmlns:oel="http://schemas.microsoft.com/office/2019/extlst" xmlns:r="http://schemas.openxmlformats.org/officeDocument/2006/relationships" xmlns:m="http://schemas.openxmlformats.org/officeDocument/2006/math" xmlns:v="urn:schemas-microsoft-com:vml" xmlns:wp14="http://schemas.microsoft.com/office/word/2010/wordprocessingDrawing" xmlns:wp="http://schemas.openxmlformats.org/drawingml/2006/wordprocessingDrawing" xmlns:w10="urn:schemas-microsoft-com:office:word" xmlns:w="http://schemas.openxmlformats.org/wordprocessingml/2006/main" xmlns:w14="http://schemas.microsoft.com/office/word/2010/wordml" xmlns:w15="http://schemas.microsoft.com/office/word/2012/wordml" xmlns:w16cex="http://schemas.microsoft.com/office/word/2018/wordml/cex" xmlns:w16cid="http://schemas.microsoft.com/office/word/2016/wordml/cid" xmlns:w16="http://schemas.microsoft.com/office/word/2018/wordml" xmlns:w16sdtdh="http://schemas.microsoft.com/office/word/2020/wordml/sdtdatahash" xmlns:w16se="http://schemas.microsoft.com/office/word/2015/wordml/symex" xmlns:wpg="http://schemas.microsoft.com/office/word/2010/wordprocessingGroup" xmlns:wpi="http://schemas.microsoft.com/office/word/2010/wordprocessingInk" xmlns:wne="http://schemas.microsoft.com/office/word/2006/wordml" xmlns:wps="http://schemas.microsoft.com/office/word/2010/wordprocessingShape" mc:Ignorable="w14 w15 w16se w16cid w16 w16cex w16sdtdh wp14">
-  <w:endnote w:type="separator" w:id="-1">
-    <w:p>
-      <w:pPr>
-        <w:spacing w:after="0" w:line="240" w:lineRule="auto"/>
-      </w:pPr>
-      <w:r>
-        <w:separator/>
-      </w:r>
-    </w:p>
-  </w:endnote>
-  <w:endnote w:type="continuationSeparator" w:id="0">
-    <w:p>
-      <w:pPr>
-        <w:spacing w:after="0" w:line="240" w:lineRule="auto"/>
-      </w:pPr>
-      <w:r>
-        <w:continuationSeparator/>
-      </w:r>
-    </w:p>
-  </w:endnote>
-</w:endnotes>
-</file>
-
-<file path=word/footnotes.xml><?xml version="1.0" encoding="utf-8"?>
-<w:footnotes xmlns:wpc="http://schemas.microsoft.com/office/word/2010/wordprocessingCanvas" xmlns:cx="http://schemas.microsoft.com/office/drawing/2014/chartex" xmlns:cx1="http://schemas.microsoft.com/office/drawing/2015/9/8/chartex" xmlns:cx2="http://schemas.microsoft.com/office/drawing/2015/10/21/chartex" xmlns:cx3="http://schemas.microsoft.com/office/drawing/2016/5/9/chartex" xmlns:cx4="http://schemas.microsoft.com/office/drawing/2016/5/10/chartex" xmlns:cx5="http://schemas.microsoft.com/office/drawing/2016/5/11/chartex" xmlns:cx6="http://schemas.microsoft.com/office/drawing/2016/5/12/chartex" xmlns:cx7="http://schemas.microsoft.com/office/drawing/2016/5/13/chartex" xmlns:cx8="http://schemas.microsoft.com/office/drawing/2016/5/14/chartex" xmlns:mc="http://schemas.openxmlformats.org/markup-compatibility/2006" xmlns:aink="http://schemas.microsoft.com/office/drawing/2016/ink" xmlns:am3d="http://schemas.microsoft.com/office/drawing/2017/model3d" xmlns:o="urn:schemas-microsoft-com:office:office" xmlns:oel="http://schemas.microsoft.com/office/2019/extlst" xmlns:r="http://schemas.openxmlformats.org/officeDocument/2006/relationships" xmlns:m="http://schemas.openxmlformats.org/officeDocument/2006/math" xmlns:v="urn:schemas-microsoft-com:vml" xmlns:wp14="http://schemas.microsoft.com/office/word/2010/wordprocessingDrawing" xmlns:wp="http://schemas.openxmlformats.org/drawingml/2006/wordprocessingDrawing" xmlns:w10="urn:schemas-microsoft-com:office:word" xmlns:w="http://schemas.openxmlformats.org/wordprocessingml/2006/main" xmlns:w14="http://schemas.microsoft.com/office/word/2010/wordml" xmlns:w15="http://schemas.microsoft.com/office/word/2012/wordml" xmlns:w16cex="http://schemas.microsoft.com/office/word/2018/wordml/cex" xmlns:w16cid="http://schemas.microsoft.com/office/word/2016/wordml/cid" xmlns:w16="http://schemas.microsoft.com/office/word/2018/wordml" xmlns:w16sdtdh="http://schemas.microsoft.com/office/word/2020/wordml/sdtdatahash" xmlns:w16se="http://schemas.microsoft.com/office/word/2015/wordml/symex" xmlns:wpg="http://schemas.microsoft.com/office/word/2010/wordprocessingGroup" xmlns:wpi="http://schemas.microsoft.com/office/word/2010/wordprocessingInk" xmlns:wne="http://schemas.microsoft.com/office/word/2006/wordml" xmlns:wps="http://schemas.microsoft.com/office/word/2010/wordprocessingShape" mc:Ignorable="w14 w15 w16se w16cid w16 w16cex w16sdtdh wp14">
-  <w:footnote w:type="separator" w:id="-1">
-    <w:p>
-      <w:pPr>
-        <w:spacing w:after="0" w:line="240" w:lineRule="auto"/>
-      </w:pPr>
-      <w:r>
-        <w:separator/>
-      </w:r>
-    </w:p>
-  </w:footnote>
-  <w:footnote w:type="continuationSeparator" w:id="0">
-    <w:p>
-      <w:pPr>
-        <w:spacing w:after="0" w:line="240" w:lineRule="auto"/>
-      </w:pPr>
-      <w:r>
-        <w:continuationSeparator/>
-      </w:r>
-    </w:p>
-  </w:footnote>
-</w:footnotes>
-</file>
-
-<file path=word/header1.xml><?xml version="1.0" encoding="utf-8"?>
-<w:hdr xmlns:wpc="http://schemas.microsoft.com/office/word/2010/wordprocessingCanvas" xmlns:cx="http://schemas.microsoft.com/office/drawing/2014/chartex" xmlns:cx1="http://schemas.microsoft.com/office/drawing/2015/9/8/chartex" xmlns:cx2="http://schemas.microsoft.com/office/drawing/2015/10/21/chartex" xmlns:cx3="http://schemas.microsoft.com/office/drawing/2016/5/9/chartex" xmlns:cx4="http://schemas.microsoft.com/office/drawing/2016/5/10/chartex" xmlns:cx5="http://schemas.microsoft.com/office/drawing/2016/5/11/chartex" xmlns:cx6="http://schemas.microsoft.com/office/drawing/2016/5/12/chartex" xmlns:cx7="http://schemas.microsoft.com/office/drawing/2016/5/13/chartex" xmlns:cx8="http://schemas.microsoft.com/office/drawing/2016/5/14/chartex" xmlns:mc="http://schemas.openxmlformats.org/markup-compatibility/2006" xmlns:aink="http://schemas.microsoft.com/office/drawing/2016/ink" xmlns:am3d="http://schemas.microsoft.com/office/drawing/2017/model3d" xmlns:o="urn:schemas-microsoft-com:office:office" xmlns:oel="http://schemas.microsoft.com/office/2019/extlst" xmlns:r="http://schemas.openxmlformats.org/officeDocument/2006/relationships" xmlns:m="http://schemas.openxmlformats.org/officeDocument/2006/math" xmlns:v="urn:schemas-microsoft-com:vml" xmlns:wp14="http://schemas.microsoft.com/office/word/2010/wordprocessingDrawing" xmlns:wp="http://schemas.openxmlformats.org/drawingml/2006/wordprocessingDrawing" xmlns:w10="urn:schemas-microsoft-com:office:word" xmlns:w="http://schemas.openxmlformats.org/wordprocessingml/2006/main" xmlns:w14="http://schemas.microsoft.com/office/word/2010/wordml" xmlns:w15="http://schemas.microsoft.com/office/word/2012/wordml" xmlns:w16cex="http://schemas.microsoft.com/office/word/2018/wordml/cex" xmlns:w16cid="http://schemas.microsoft.com/office/word/2016/wordml/cid" xmlns:w16="http://schemas.microsoft.com/office/word/2018/wordml" xmlns:w16sdtdh="http://schemas.microsoft.com/office/word/2020/wordml/sdtdatahash" xmlns:w16se="http://schemas.microsoft.com/office/word/2015/wordml/symex" xmlns:wpg="http://schemas.microsoft.com/office/word/2010/wordprocessingGroup" xmlns:wpi="http://schemas.microsoft.com/office/word/2010/wordprocessingInk" xmlns:wne="http://schemas.microsoft.com/office/word/2006/wordml" xmlns:wps="http://schemas.microsoft.com/office/word/2010/wordprocessingShape" mc:Ignorable="w14 w15 w16se w16cid w16 w16cex w16sdtdh wp14">
-  <w:p>
-    <w:pPr>
-      <w:pStyle w:val="Header"/>
-      <w:bidi/>
-      <w:jc w:val="both"/>
-      <w:rPr>
-        <w:rFonts w:ascii="Sakkal Majalla" w:hAnsi="Sakkal Majalla" w:cs="Sakkal Majalla"/>
-        <w:rtl/>
-      </w:rPr>
-    </w:pPr>
-    <w:hyperlink r:id="rId1" w:history="1">
-      <w:r>
-        <w:rPr>
-          <w:rStyle w:val="Hyperlink"/>
-          <w:rFonts w:ascii="Sakkal Majalla" w:hAnsi="Sakkal Majalla" w:cs="Sakkal Majalla" w:hint="cs"/>
-          <w:sz w:val="28"/>
-          <w:szCs w:val="28"/>
-          <w:rtl/>
-        </w:rPr>
-        <w:t>تتميم مخطط خلاص الله (أفسس 1)</w:t>
-      </w:r>
-    </w:hyperlink>
-  </w:p>
-</w:hdr>
-</file>
-
-<file path=word/numbering.xml><?xml version="1.0" encoding="utf-8"?>
-<w:numbering xmlns:wpc="http://schemas.microsoft.com/office/word/2010/wordprocessingCanvas" xmlns:cx="http://schemas.microsoft.com/office/drawing/2014/chartex" xmlns:cx1="http://schemas.microsoft.com/office/drawing/2015/9/8/chartex" xmlns:cx2="http://schemas.microsoft.com/office/drawing/2015/10/21/chartex" xmlns:cx3="http://schemas.microsoft.com/office/drawing/2016/5/9/chartex" xmlns:cx4="http://schemas.microsoft.com/office/drawing/2016/5/10/chartex" xmlns:cx5="http://schemas.microsoft.com/office/drawing/2016/5/11/chartex" xmlns:cx6="http://schemas.microsoft.com/office/drawing/2016/5/12/chartex" xmlns:cx7="http://schemas.microsoft.com/office/drawing/2016/5/13/chartex" xmlns:cx8="http://schemas.microsoft.com/office/drawing/2016/5/14/chartex" xmlns:mc="http://schemas.openxmlformats.org/markup-compatibility/2006" xmlns:aink="http://schemas.microsoft.com/office/drawing/2016/ink" xmlns:am3d="http://schemas.microsoft.com/office/drawing/2017/model3d" xmlns:o="urn:schemas-microsoft-com:office:office" xmlns:oel="http://schemas.microsoft.com/office/2019/extlst" xmlns:r="http://schemas.openxmlformats.org/officeDocument/2006/relationships" xmlns:m="http://schemas.openxmlformats.org/officeDocument/2006/math" xmlns:v="urn:schemas-microsoft-com:vml" xmlns:wp14="http://schemas.microsoft.com/office/word/2010/wordprocessingDrawing" xmlns:wp="http://schemas.openxmlformats.org/drawingml/2006/wordprocessingDrawing" xmlns:w10="urn:schemas-microsoft-com:office:word" xmlns:w="http://schemas.openxmlformats.org/wordprocessingml/2006/main" xmlns:w14="http://schemas.microsoft.com/office/word/2010/wordml" xmlns:w15="http://schemas.microsoft.com/office/word/2012/wordml" xmlns:w16cex="http://schemas.microsoft.com/office/word/2018/wordml/cex" xmlns:w16cid="http://schemas.microsoft.com/office/word/2016/wordml/cid" xmlns:w16="http://schemas.microsoft.com/office/word/2018/wordml" xmlns:w16sdtdh="http://schemas.microsoft.com/office/word/2020/wordml/sdtdatahash" xmlns:w16se="http://schemas.microsoft.com/office/word/2015/wordml/symex" xmlns:wpg="http://schemas.microsoft.com/office/word/2010/wordprocessingGroup" xmlns:wpi="http://schemas.microsoft.com/office/word/2010/wordprocessingInk" xmlns:wne="http://schemas.microsoft.com/office/word/2006/wordml" xmlns:wps="http://schemas.microsoft.com/office/word/2010/wordprocessingShape" mc:Ignorable="w14 w15 w16se w16cid w16 w16cex w16sdtdh wp14">
-  <w:abstractNum w:abstractNumId="0" w15:restartNumberingAfterBreak="0">
-    <w:nsid w:val="22043230"/>
-    <w:multiLevelType w:val="hybridMultilevel"/>
-    <w:tmpl w:val="568007F8"/>
-    <w:lvl w:ilvl="0" w:tplc="2000000F">
-      <w:start w:val="1"/>
-      <w:numFmt w:val="decimal"/>
-      <w:lvlText w:val="%1."/>
-      <w:lvlJc w:val="left"/>
-      <w:pPr>
-        <w:ind w:left="720" w:hanging="360"/>
-      </w:pPr>
-      <w:rPr>
-        <w:rFonts w:hint="default"/>
-      </w:rPr>
-    </w:lvl>
-    <w:lvl w:ilvl="1" w:tplc="20000019" w:tentative="1">
-      <w:start w:val="1"/>
-      <w:numFmt w:val="lowerLetter"/>
-      <w:lvlText w:val="%2."/>
-      <w:lvlJc w:val="left"/>
-      <w:pPr>
-        <w:ind w:left="1440" w:hanging="360"/>
-      </w:pPr>
-    </w:lvl>
-    <w:lvl w:ilvl="2" w:tplc="2000001B" w:tentative="1">
-      <w:start w:val="1"/>
-      <w:numFmt w:val="lowerRoman"/>
-      <w:lvlText w:val="%3."/>
-      <w:lvlJc w:val="right"/>
-      <w:pPr>
-        <w:ind w:left="2160" w:hanging="180"/>
-      </w:pPr>
-    </w:lvl>
-    <w:lvl w:ilvl="3" w:tplc="2000000F" w:tentative="1">
-      <w:start w:val="1"/>
-      <w:numFmt w:val="decimal"/>
-      <w:lvlText w:val="%4."/>
-      <w:lvlJc w:val="left"/>
-      <w:pPr>
-        <w:ind w:left="2880" w:hanging="360"/>
-      </w:pPr>
-    </w:lvl>
-    <w:lvl w:ilvl="4" w:tplc="20000019" w:tentative="1">
-      <w:start w:val="1"/>
-      <w:numFmt w:val="lowerLetter"/>
-      <w:lvlText w:val="%5."/>
-      <w:lvlJc w:val="left"/>
-      <w:pPr>
-        <w:ind w:left="3600" w:hanging="360"/>
-      </w:pPr>
-    </w:lvl>
-    <w:lvl w:ilvl="5" w:tplc="2000001B" w:tentative="1">
-      <w:start w:val="1"/>
-      <w:numFmt w:val="lowerRoman"/>
-      <w:lvlText w:val="%6."/>
-      <w:lvlJc w:val="right"/>
-      <w:pPr>
-        <w:ind w:left="4320" w:hanging="180"/>
-      </w:pPr>
-    </w:lvl>
-    <w:lvl w:ilvl="6" w:tplc="2000000F" w:tentative="1">
-      <w:start w:val="1"/>
-      <w:numFmt w:val="decimal"/>
-      <w:lvlText w:val="%7."/>
-      <w:lvlJc w:val="left"/>
-      <w:pPr>
-        <w:ind w:left="5040" w:hanging="360"/>
-      </w:pPr>
-    </w:lvl>
-    <w:lvl w:ilvl="7" w:tplc="20000019" w:tentative="1">
-      <w:start w:val="1"/>
-      <w:numFmt w:val="lowerLetter"/>
-      <w:lvlText w:val="%8."/>
-      <w:lvlJc w:val="left"/>
-      <w:pPr>
-        <w:ind w:left="5760" w:hanging="360"/>
-      </w:pPr>
-    </w:lvl>
-    <w:lvl w:ilvl="8" w:tplc="2000001B" w:tentative="1">
-      <w:start w:val="1"/>
-      <w:numFmt w:val="lowerRoman"/>
-      <w:lvlText w:val="%9."/>
-      <w:lvlJc w:val="right"/>
-      <w:pPr>
-        <w:ind w:left="6480" w:hanging="180"/>
-      </w:pPr>
-    </w:lvl>
-  </w:abstractNum>
-  <w:abstractNum w:abstractNumId="1" w15:restartNumberingAfterBreak="0">
-    <w:nsid w:val="36D25D0E"/>
-    <w:multiLevelType w:val="hybridMultilevel"/>
-    <w:tmpl w:val="11E28BAA"/>
-    <w:lvl w:ilvl="0" w:tplc="2000000F">
-      <w:start w:val="1"/>
-      <w:numFmt w:val="decimal"/>
-      <w:lvlText w:val="%1."/>
-      <w:lvlJc w:val="left"/>
-      <w:pPr>
-        <w:ind w:left="720" w:hanging="360"/>
-      </w:pPr>
-      <w:rPr>
-        <w:rFonts w:hint="default"/>
-      </w:rPr>
-    </w:lvl>
-    <w:lvl w:ilvl="1" w:tplc="20000019" w:tentative="1">
-      <w:start w:val="1"/>
-      <w:numFmt w:val="lowerLetter"/>
-      <w:lvlText w:val="%2."/>
-      <w:lvlJc w:val="left"/>
-      <w:pPr>
-        <w:ind w:left="1440" w:hanging="360"/>
-      </w:pPr>
-    </w:lvl>
-    <w:lvl w:ilvl="2" w:tplc="2000001B" w:tentative="1">
-      <w:start w:val="1"/>
-      <w:numFmt w:val="lowerRoman"/>
-      <w:lvlText w:val="%3."/>
-      <w:lvlJc w:val="right"/>
-      <w:pPr>
-        <w:ind w:left="2160" w:hanging="180"/>
-      </w:pPr>
-    </w:lvl>
-    <w:lvl w:ilvl="3" w:tplc="2000000F" w:tentative="1">
-      <w:start w:val="1"/>
-      <w:numFmt w:val="decimal"/>
-      <w:lvlText w:val="%4."/>
-      <w:lvlJc w:val="left"/>
-      <w:pPr>
-        <w:ind w:left="2880" w:hanging="360"/>
-      </w:pPr>
-    </w:lvl>
-    <w:lvl w:ilvl="4" w:tplc="20000019" w:tentative="1">
-      <w:start w:val="1"/>
-      <w:numFmt w:val="lowerLetter"/>
-      <w:lvlText w:val="%5."/>
-      <w:lvlJc w:val="left"/>
-      <w:pPr>
-        <w:ind w:left="3600" w:hanging="360"/>
-      </w:pPr>
-    </w:lvl>
-    <w:lvl w:ilvl="5" w:tplc="2000001B" w:tentative="1">
-      <w:start w:val="1"/>
-      <w:numFmt w:val="lowerRoman"/>
-      <w:lvlText w:val="%6."/>
-      <w:lvlJc w:val="right"/>
-      <w:pPr>
-        <w:ind w:left="4320" w:hanging="180"/>
-      </w:pPr>
-    </w:lvl>
-    <w:lvl w:ilvl="6" w:tplc="2000000F" w:tentative="1">
-      <w:start w:val="1"/>
-      <w:numFmt w:val="decimal"/>
-      <w:lvlText w:val="%7."/>
-      <w:lvlJc w:val="left"/>
-      <w:pPr>
-        <w:ind w:left="5040" w:hanging="360"/>
-      </w:pPr>
-    </w:lvl>
-    <w:lvl w:ilvl="7" w:tplc="20000019" w:tentative="1">
-      <w:start w:val="1"/>
-      <w:numFmt w:val="lowerLetter"/>
-      <w:lvlText w:val="%8."/>
-      <w:lvlJc w:val="left"/>
-      <w:pPr>
-        <w:ind w:left="5760" w:hanging="360"/>
-      </w:pPr>
-    </w:lvl>
-    <w:lvl w:ilvl="8" w:tplc="2000001B" w:tentative="1">
-      <w:start w:val="1"/>
-      <w:numFmt w:val="lowerRoman"/>
-      <w:lvlText w:val="%9."/>
-      <w:lvlJc w:val="right"/>
-      <w:pPr>
-        <w:ind w:left="6480" w:hanging="180"/>
-      </w:pPr>
-    </w:lvl>
-  </w:abstractNum>
-  <w:abstractNum w:abstractNumId="2" w15:restartNumberingAfterBreak="0">
-    <w:nsid w:val="56EB2C6B"/>
-    <w:multiLevelType w:val="hybridMultilevel"/>
-    <w:tmpl w:val="5352E218"/>
-    <w:lvl w:ilvl="0" w:tplc="2000000F">
-      <w:start w:val="1"/>
-      <w:numFmt w:val="decimal"/>
-      <w:lvlText w:val="%1."/>
-      <w:lvlJc w:val="left"/>
-      <w:pPr>
-        <w:ind w:left="720" w:hanging="360"/>
-      </w:pPr>
-      <w:rPr>
-        <w:rFonts w:hint="default"/>
-      </w:rPr>
-    </w:lvl>
-    <w:lvl w:ilvl="1" w:tplc="20000019" w:tentative="1">
-      <w:start w:val="1"/>
-      <w:numFmt w:val="lowerLetter"/>
-      <w:lvlText w:val="%2."/>
-      <w:lvlJc w:val="left"/>
-      <w:pPr>
-        <w:ind w:left="1440" w:hanging="360"/>
-      </w:pPr>
-    </w:lvl>
-    <w:lvl w:ilvl="2" w:tplc="2000001B" w:tentative="1">
-      <w:start w:val="1"/>
-      <w:numFmt w:val="lowerRoman"/>
-      <w:lvlText w:val="%3."/>
-      <w:lvlJc w:val="right"/>
-      <w:pPr>
-        <w:ind w:left="2160" w:hanging="180"/>
-      </w:pPr>
-    </w:lvl>
-    <w:lvl w:ilvl="3" w:tplc="2000000F" w:tentative="1">
-      <w:start w:val="1"/>
-      <w:numFmt w:val="decimal"/>
-      <w:lvlText w:val="%4."/>
-      <w:lvlJc w:val="left"/>
-      <w:pPr>
-        <w:ind w:left="2880" w:hanging="360"/>
-      </w:pPr>
-    </w:lvl>
-    <w:lvl w:ilvl="4" w:tplc="20000019" w:tentative="1">
-      <w:start w:val="1"/>
-      <w:numFmt w:val="lowerLetter"/>
-      <w:lvlText w:val="%5."/>
-      <w:lvlJc w:val="left"/>
-      <w:pPr>
-        <w:ind w:left="3600" w:hanging="360"/>
-      </w:pPr>
-    </w:lvl>
-    <w:lvl w:ilvl="5" w:tplc="2000001B" w:tentative="1">
-      <w:start w:val="1"/>
-      <w:numFmt w:val="lowerRoman"/>
-      <w:lvlText w:val="%6."/>
-      <w:lvlJc w:val="right"/>
-      <w:pPr>
-        <w:ind w:left="4320" w:hanging="180"/>
-      </w:pPr>
-    </w:lvl>
-    <w:lvl w:ilvl="6" w:tplc="2000000F" w:tentative="1">
-      <w:start w:val="1"/>
-      <w:numFmt w:val="decimal"/>
-      <w:lvlText w:val="%7."/>
-      <w:lvlJc w:val="left"/>
-      <w:pPr>
-        <w:ind w:left="5040" w:hanging="360"/>
-      </w:pPr>
-    </w:lvl>
-    <w:lvl w:ilvl="7" w:tplc="20000019" w:tentative="1">
-      <w:start w:val="1"/>
-      <w:numFmt w:val="lowerLetter"/>
-      <w:lvlText w:val="%8."/>
-      <w:lvlJc w:val="left"/>
-      <w:pPr>
-        <w:ind w:left="5760" w:hanging="360"/>
-      </w:pPr>
-    </w:lvl>
-    <w:lvl w:ilvl="8" w:tplc="2000001B" w:tentative="1">
-      <w:start w:val="1"/>
-      <w:numFmt w:val="lowerRoman"/>
-      <w:lvlText w:val="%9."/>
-      <w:lvlJc w:val="right"/>
-      <w:pPr>
-        <w:ind w:left="6480" w:hanging="180"/>
-      </w:pPr>
-    </w:lvl>
-  </w:abstractNum>
-  <w:num w:numId="1" w16cid:durableId="52851717">
-    <w:abstractNumId w:val="1"/>
-  </w:num>
-  <w:num w:numId="2" w16cid:durableId="426385906">
-    <w:abstractNumId w:val="2"/>
-  </w:num>
-  <w:num w:numId="3" w16cid:durableId="309866584">
-    <w:abstractNumId w:val="0"/>
-  </w:num>
-</w:numbering>
-</file>
-
 <file path=word/styles.xml><?xml version="1.0" encoding="utf-8"?>
-<w:styles xmlns:mc="http://schemas.openxmlformats.org/markup-compatibility/2006" xmlns:r="http://schemas.openxmlformats.org/officeDocument/2006/relationships" xmlns:w="http://schemas.openxmlformats.org/wordprocessingml/2006/main" xmlns:w14="http://schemas.microsoft.com/office/word/2010/wordml" xmlns:w15="http://schemas.microsoft.com/office/word/2012/wordml" xmlns:w16cex="http://schemas.microsoft.com/office/word/2018/wordml/cex" xmlns:w16cid="http://schemas.microsoft.com/office/word/2016/wordml/cid" xmlns:w16="http://schemas.microsoft.com/office/word/2018/wordml" xmlns:w16sdtdh="http://schemas.microsoft.com/office/word/2020/wordml/sdtdatahash" xmlns:w16se="http://schemas.microsoft.com/office/word/2015/wordml/symex" mc:Ignorable="w14 w15 w16se w16cid w16 w16cex w16sdtdh">
+<w:styles xmlns:mc="http://schemas.openxmlformats.org/markup-compatibility/2006" xmlns:r="http://schemas.openxmlformats.org/officeDocument/2006/relationships" xmlns:w="http://schemas.openxmlformats.org/wordprocessingml/2006/main" xmlns:w14="http://schemas.microsoft.com/office/word/2010/wordml" xmlns:w15="http://schemas.microsoft.com/office/word/2012/wordml" xmlns:w16cex="http://schemas.microsoft.com/office/word/2018/wordml/cex" xmlns:w16cid="http://schemas.microsoft.com/office/word/2016/wordml/cid" xmlns:w16="http://schemas.microsoft.com/office/word/2018/wordml" xmlns:w16du="http://schemas.microsoft.com/office/word/2023/wordml/word16du" xmlns:w16sdtdh="http://schemas.microsoft.com/office/word/2020/wordml/sdtdatahash" xmlns:w16se="http://schemas.microsoft.com/office/word/2015/wordml/symex" mc:Ignorable="w14 w15 w16se w16cid w16 w16cex w16sdtdh w16du">
   <w:docDefaults>
     <w:rPrDefault>
       <w:rPr>
-        <w:rFonts w:asciiTheme="minorHAnsi" w:eastAsiaTheme="minorHAnsi" w:hAnsiTheme="minorHAnsi" w:cstheme="minorBidi"/>
-        <w:sz w:val="22"/>
-        <w:szCs w:val="22"/>
+        <w:rFonts w:ascii="Sakkal Majalla" w:eastAsiaTheme="minorHAnsi" w:hAnsi="Sakkal Majalla" w:cs="Sakkal Majalla"/>
+        <w:sz w:val="28"/>
+        <w:szCs w:val="28"/>
         <w:lang w:val="en-US" w:eastAsia="en-US" w:bidi="ar-SA"/>
       </w:rPr>
     </w:rPrDefault>
     <w:pPrDefault>
       <w:pPr>
+        <w:bidi/>
         <w:spacing w:after="160" w:line="259" w:lineRule="auto"/>
+        <w:jc w:val="both"/>
       </w:pPr>
     </w:pPrDefault>
   </w:docDefaults>
@@ -1037,7 +1720,7 @@
     <w:basedOn w:val="DefaultParagraphFont"/>
     <w:uiPriority w:val="99"/>
     <w:unhideWhenUsed/>
-    <w:rsid w:val="00154986"/>
+    <w:rsid w:val="00EF760F"/>
     <w:rPr>
       <w:color w:val="0563C1" w:themeColor="hyperlink"/>
       <w:u w:val="single"/>
@@ -1049,22 +1732,11 @@
     <w:uiPriority w:val="99"/>
     <w:semiHidden/>
     <w:unhideWhenUsed/>
-    <w:rsid w:val="00154986"/>
+    <w:rsid w:val="00EF760F"/>
     <w:rPr>
       <w:color w:val="605E5C"/>
       <w:shd w:val="clear" w:color="auto" w:fill="E1DFDD"/>
     </w:rPr>
-  </w:style>
-  <w:style w:type="paragraph" w:styleId="ListParagraph">
-    <w:name w:val="List Paragraph"/>
-    <w:basedOn w:val="Normal"/>
-    <w:uiPriority w:val="34"/>
-    <w:qFormat/>
-    <w:rsid w:val="00154986"/>
-    <w:pPr>
-      <w:ind w:left="720"/>
-      <w:contextualSpacing/>
-    </w:pPr>
   </w:style>
   <w:style w:type="character" w:styleId="FollowedHyperlink">
     <w:name w:val="FollowedHyperlink"/>
@@ -1072,107 +1744,17 @@
     <w:uiPriority w:val="99"/>
     <w:semiHidden/>
     <w:unhideWhenUsed/>
-    <w:rsid w:val="00CF3E16"/>
+    <w:rsid w:val="001A3897"/>
     <w:rPr>
       <w:color w:val="954F72" w:themeColor="followedHyperlink"/>
       <w:u w:val="single"/>
-    </w:rPr>
-  </w:style>
-  <w:style w:type="paragraph" w:styleId="Header">
-    <w:name w:val="header"/>
-    <w:basedOn w:val="Normal"/>
-    <w:link w:val="HeaderChar"/>
-    <w:uiPriority w:val="99"/>
-    <w:unhideWhenUsed/>
-    <w:rsid w:val="00470DF2"/>
-    <w:pPr>
-      <w:tabs>
-        <w:tab w:val="center" w:pos="4513"/>
-        <w:tab w:val="right" w:pos="9026"/>
-      </w:tabs>
-      <w:spacing w:after="0" w:line="240" w:lineRule="auto"/>
-    </w:pPr>
-  </w:style>
-  <w:style w:type="character" w:customStyle="1" w:styleId="HeaderChar">
-    <w:name w:val="Header Char"/>
-    <w:basedOn w:val="DefaultParagraphFont"/>
-    <w:link w:val="Header"/>
-    <w:uiPriority w:val="99"/>
-    <w:rsid w:val="00470DF2"/>
-    <w:rPr>
-      <w:lang w:bidi="ar-EG"/>
-    </w:rPr>
-  </w:style>
-  <w:style w:type="paragraph" w:styleId="Footer">
-    <w:name w:val="footer"/>
-    <w:basedOn w:val="Normal"/>
-    <w:link w:val="FooterChar"/>
-    <w:uiPriority w:val="99"/>
-    <w:unhideWhenUsed/>
-    <w:rsid w:val="00470DF2"/>
-    <w:pPr>
-      <w:tabs>
-        <w:tab w:val="center" w:pos="4513"/>
-        <w:tab w:val="right" w:pos="9026"/>
-      </w:tabs>
-      <w:spacing w:after="0" w:line="240" w:lineRule="auto"/>
-    </w:pPr>
-  </w:style>
-  <w:style w:type="character" w:customStyle="1" w:styleId="FooterChar">
-    <w:name w:val="Footer Char"/>
-    <w:basedOn w:val="DefaultParagraphFont"/>
-    <w:link w:val="Footer"/>
-    <w:uiPriority w:val="99"/>
-    <w:rsid w:val="00470DF2"/>
-    <w:rPr>
-      <w:lang w:bidi="ar-EG"/>
-    </w:rPr>
-  </w:style>
-  <w:style w:type="paragraph" w:styleId="FootnoteText">
-    <w:name w:val="footnote text"/>
-    <w:basedOn w:val="Normal"/>
-    <w:link w:val="FootnoteTextChar"/>
-    <w:uiPriority w:val="99"/>
-    <w:semiHidden/>
-    <w:unhideWhenUsed/>
-    <w:rsid w:val="00965E74"/>
-    <w:pPr>
-      <w:spacing w:after="0" w:line="240" w:lineRule="auto"/>
-    </w:pPr>
-    <w:rPr>
-      <w:sz w:val="20"/>
-      <w:szCs w:val="20"/>
-    </w:rPr>
-  </w:style>
-  <w:style w:type="character" w:customStyle="1" w:styleId="FootnoteTextChar">
-    <w:name w:val="Footnote Text Char"/>
-    <w:basedOn w:val="DefaultParagraphFont"/>
-    <w:link w:val="FootnoteText"/>
-    <w:uiPriority w:val="99"/>
-    <w:semiHidden/>
-    <w:rsid w:val="00965E74"/>
-    <w:rPr>
-      <w:sz w:val="20"/>
-      <w:szCs w:val="20"/>
-      <w:lang w:bidi="ar-EG"/>
-    </w:rPr>
-  </w:style>
-  <w:style w:type="character" w:styleId="FootnoteReference">
-    <w:name w:val="footnote reference"/>
-    <w:basedOn w:val="DefaultParagraphFont"/>
-    <w:uiPriority w:val="99"/>
-    <w:semiHidden/>
-    <w:unhideWhenUsed/>
-    <w:rsid w:val="00965E74"/>
-    <w:rPr>
-      <w:vertAlign w:val="superscript"/>
     </w:rPr>
   </w:style>
 </w:styles>
 </file>
 
 <file path=word/theme/theme1.xml><?xml version="1.0" encoding="utf-8"?>
-<a:theme xmlns:a="http://schemas.openxmlformats.org/drawingml/2006/main" name="ערכת נושא Office">
+<a:theme xmlns:a="http://schemas.openxmlformats.org/drawingml/2006/main" name="Office Theme">
   <a:themeElements>
     <a:clrScheme name="Office">
       <a:dk1>
@@ -1464,16 +2046,4 @@
     </a:ext>
   </a:extLst>
 </a:theme>
-</file>
-
-<file path=customXml/item1.xml><?xml version="1.0" encoding="utf-8"?>
-<b:Sources xmlns:b="http://schemas.openxmlformats.org/officeDocument/2006/bibliography" xmlns="http://schemas.openxmlformats.org/officeDocument/2006/bibliography" SelectedStyle="\APASixthEditionOfficeOnline.xsl" StyleName="APA" Version="6"/>
-</file>
-
-<file path=customXml/itemProps1.xml><?xml version="1.0" encoding="utf-8"?>
-<ds:datastoreItem xmlns:ds="http://schemas.openxmlformats.org/officeDocument/2006/customXml" ds:itemID="{E71CDBBF-9DC0-442C-9178-89F3C7D40F4D}">
-  <ds:schemaRefs>
-    <ds:schemaRef ds:uri="http://schemas.openxmlformats.org/officeDocument/2006/bibliography"/>
-  </ds:schemaRefs>
-</ds:datastoreItem>
 </file>